--- a/report/RailTech-A3-Report.docx
+++ b/report/RailTech-A3-Report.docx
@@ -270,7 +270,7 @@
         <w:spacing w:after="120"/>
       </w:pPr>
       <w:r>
-        <w:t>This report asks whether a learned policy can beat a schedule-following controller when a track becomes unavailable. Two Flatland scenarios are built from the October 2026 TfNSW GTFS feed: a four-track Central-Strathfield corridor with 52 scheduled movements and the Granville-Harris Park junction with 126. The contribution is as much methodological as empirical. A train-borne disruption layer fires only when a train reaches the chosen cell, so a policy that reroutes early can make the incident vanish: measured on held-out seeds, a rerouting checkpoint triggered 0 of 2 failures and its delayed score was identical to the clean episode. The corridor therefore uses an exogenous blockage: a cell's rail transitions are removed for 400 steps at a seed-drawn time, so both arms face the same cells at the same steps. Under that regime, and across all three algorithms, only the warm-started PPO learns to change track: it improves the metric from -0.0662 to -0.0005, a paired gain of +0.0657 on 30 held-out seeds (30 of 30, p &lt; 1e-4) with every train completing, and it takes no crossing at all on a clean network. A2C drifts back to the forward reflex and DQN parks half the fleet. The junction remains a loss whose failure mode changed with the observation: the selected checkpoint now dispatches and jams (-0.2400, 59 of 126 trains) instead of parking (-0.0251, 0 of 126), and it still finishes behind the scripted route follower (-0.1841, 126 of 126), because the metric charges a cancellation less than a jammed dispatch.</w:t>
+        <w:t>This report asks whether a learned policy can beat a schedule-following controller when a track becomes unavailable. Two Flatland scenarios are built from the October 2026 TfNSW GTFS feed: a four-track Central-Strathfield corridor with 52 scheduled movements and the Granville-Harris Park junction with 126. The contribution is as much methodological as empirical. A train-borne disruption layer fires only when a train reaches the chosen cell, so a policy that reroutes early can make the incident vanish: measured on held-out seeds, a rerouting checkpoint triggered 0 of 2 failures and its delayed score was identical to the clean episode. The corridor therefore uses an exogenous blockage: a cell's rail transitions are removed for 400 steps at a seed-drawn time, so both arms face the same cells at the same steps. Under that regime, and across all three algorithms, only the warm-started PPO learns to change track: it improves the metric from -0.0662 to -0.0005, a paired gain of +0.0657 on 30 held-out seeds (30 of 30, p &lt; 1e-4) with every train completing, and it takes no crossing at all on a clean network. A2C drifts back to the forward reflex and DQN parks half the fleet. The junction remains a loss whose failure mode changed with the observation: the selected checkpoint now dispatches and jams (-0.2400, with 59 of 126 trains completing) instead of parking (-0.0251, 0 of 126), and it still finishes behind the scripted route follower (-0.1823, 126 of 126), because the metric charges a cancellation less than a jammed dispatch.</w:t>
       </w:r>
     </w:p>
     <w:p>
@@ -388,7 +388,7 @@
         <w:spacing w:after="120"/>
       </w:pPr>
       <w:r>
-        <w:t>The workflow runs in six stages, each with a defined input and output (Figure 1). The dashed arrow is deliberate: every change to the observation, reward or disruption regime was re-validated by re-running the same paired evaluation, so the report only contains numbers produced by the final configuration.</w:t>
+        <w:t>The workflow runs in seven stages, each with a defined input and output (Figure 1); the first two, service extraction and pre-processing, are described together below. The dashed arrow is deliberate: every change to the observation, reward or disruption regime was re-validated by re-running the same paired evaluation, so the report only contains numbers produced by the final configuration.</w:t>
       </w:r>
     </w:p>
     <w:p>
@@ -486,7 +486,7 @@
         <w:spacing w:after="60"/>
       </w:pPr>
       <w:r>
-        <w:t>Checkpoint selection: every 400k steps the policy is scored on unseen seeds (9001 to 9004) and the checkpoint is chosen by completion first, then score.</w:t>
+        <w:t>Checkpoint selection: PPO is scored every 100k steps on unseen seeds 9001 to 9004 (thirteen evaluations in the shipped curve); A2C and DQN every 400k steps on two seeds and the checkpoint is chosen by completion first, then score.</w:t>
       </w:r>
     </w:p>
     <w:p>
@@ -511,7 +511,7 @@
         <w:spacing w:after="120"/>
       </w:pPr>
       <w:r>
-        <w:t>The notebook is both the deliverable and the assembly point. It installs the dependencies, defines the scenarios, the observation builder, the environment factory, the baseline, the training loop and the evaluator, and imports the shared modules in scripts/ instead of duplicating them, so the notebook, the training scripts and the reported tables cannot drift apart. Eighteen scripts ship; Appendix A maps each to its responsibility, and anything else named in an earlier version of this project is in attic/ and is not on a live path.</w:t>
+        <w:t>The notebook is both the deliverable and the assembly point. It installs the dependencies, defines the scenarios, the observation builder, the environment factory, the baseline, the training loop and the evaluator, and imports the shared modules in scripts/ instead of duplicating them, so the notebook, the training scripts and the reported tables cannot drift apart in the sense that matters: one environment definition, one observation, one regime, one evaluator. Rendered frames are drawn with make_env while evaluation uses make_parallel_env, so a rendered score is indicative and every reported number comes from eval_pair. Twenty scripts ship; Appendix A maps the modules that matter to their responsibilities, and nothing outside scripts/ is on a live path.</w:t>
       </w:r>
     </w:p>
     <w:p>
@@ -681,7 +681,7 @@
         <w:spacing w:after="120"/>
       </w:pPr>
       <w:r>
-        <w:t>The exogenous design. On the corridor a blockage removes a cell's rail transitions outright at a seed-drawn step and restores them after 400 steps, so it exists whether or not a train goes near it. Two are drawn per episode, one per direction, from the cells just past each commit crossover, and the pool spans both rows of each switchable pair: a blockage on up_local just past Central catches a train that changed track at Burwood to dodge a blockage on up_sub. Activation is deferred while a cell is occupied, because removing the transitions under a standing train would strand it permanently. Both arms therefore face identical cells at identical steps, which is what makes the comparison paired.</w:t>
+        <w:t>The exogenous design. On the corridor a blockage removes a cell's rail transitions outright at a seed-drawn step and restores them after 400 steps, so it exists whether or not a train goes near it. Two are drawn per episode, one per direction, from the cells just past each commit crossover; the pool spans both up rows (2 and 4) and the down-local row (5), because the down-suburban row carries no commit crossover. A blockage on up_local just past Central catches a train that changed track at Burwood to dodge a blockage on up_sub. Activation is deferred while a cell is occupied, because removing the transitions under a standing train would strand it permanently. Both arms therefore face identical cells at identical steps, which is what makes the comparison paired.</w:t>
       </w:r>
     </w:p>
     <w:p>
@@ -689,7 +689,7 @@
         <w:spacing w:after="120"/>
       </w:pPr>
       <w:r>
-        <w:t>Duration is the lever that makes crossing pay. The detour between the two up tracks costs two cells, so a blockage shorter than that is not worth avoiding. The shipped regime holds a cell for 400 steps, about 40 per cent of an episode; Section 3.5 reports the opposite extreme, 30 blockages of 22 steps, where the advantage collapses to +0.001.</w:t>
+        <w:t>Duration is the lever that makes crossing pay. The detour between the two up tracks costs two cells, so a blockage shorter than that is not worth avoiding. The shipped regime holds a cell for 400 steps, about 40 per cent of an episode, which is the regime the reported arm was trained and evaluated on.</w:t>
       </w:r>
     </w:p>
     <w:p>
@@ -697,7 +697,7 @@
         <w:spacing w:after="120"/>
       </w:pPr>
       <w:r>
-        <w:t>The junction keeps a train-borne regime. It has no pair of parallel tracks, so an exogenous blockage would have no alternative route to measure. It uses three 220-step failures inside the running line, never on a station cell, direction-balanced, with durations fixed so that every episode is late.</w:t>
+        <w:t>The junction keeps a train-borne regime. It has no pair of parallel tracks, so an exogenous blockage would have no alternative route to measure. It uses three 220-step failures inside the running line, never on a station cell, with durations fixed so that every episode is late.</w:t>
       </w:r>
     </w:p>
     <w:p>
@@ -713,7 +713,7 @@
         <w:spacing w:after="120"/>
       </w:pPr>
       <w:r>
-        <w:t>The regime and the policy are CPU-bound. Flatland steps the fleet in Python and the tree observation with its predictor is the cost, so the GPU is not the lever: measured on the same budget, 52k timesteps took 207 s on CPU and 216 s with the policy on an RTX 3080. Worker processes do not help either; this PettingZoo stack hangs under SubprocVecEnv. What the measurements do show is where the wall clock goes: a marginal training rate of about 1600 to 1900 agent-steps per second, and roughly 173 s for a four-episode evaluation, so the evaluator, not the network, dominates. The shipped notebook and all figures in this report were executed on an aarch64 Oracle relay (2 vCPU, 11 GB, Python 3.11.17, torch 2.14.1, flatland 4.3.0, SB3 2.9.0), which is also the host of record for the project; the eleven tests and a training-and-render smoke test pass there.</w:t>
+        <w:t>The regime and the policy are CPU-bound. Flatland steps the fleet in Python and the tree observation with its predictor is the cost, so the GPU is not the lever: measured on the same budget, 52k timesteps took 207 s on CPU and 216 s with the policy on an RTX 3080. Worker processes do not help either; this PettingZoo stack hangs under SubprocVecEnv. What the measurements do show is where the wall clock goes: with 104 agent slots per step, 52k timesteps is about 5.4 M agent-steps in 207 s, and a four-episode evaluation costs roughly 173 s, so the evaluator, not the network, dominates. The shipped notebook and all figures in this report were executed on an aarch64 Oracle relay (2 vCPU, 11 GB, Python 3.11.17, torch 2.14.1, flatland 4.3.0, SB3 2.9.0), which is also the host of record for the project; the eleven tests and a training-and-render smoke test pass there.</w:t>
       </w:r>
     </w:p>
     <w:p>
@@ -1412,7 +1412,7 @@
         <w:spacing w:after="120"/>
       </w:pPr>
       <w:r>
-        <w:t>The score is the assessment metric normalised to [-1, 0]. Each train's cost is capped at one episode, summed over 52 trains and divided by the number of agents and the episode budget. A second statistic, delay_all, charges every agent its arrival minus its scheduled arrival, using the episode end for a train that never arrives, so a collapsed policy cannot look punctual by dropping unfinished trains from a survivors-only mean.</w:t>
+        <w:t>The score is the assessment metric normalised to [-1, 0]. Each train's cost is capped at one episode, summed over all agents and divided by the number of agents and the episode budget. A second statistic, delay_all, charges every agent its arrival minus its scheduled arrival, using the episode end for a train that never arrives, so a collapsed policy cannot look punctual by dropping unfinished trains from a survivors-only mean.</w:t>
       </w:r>
     </w:p>
     <w:p>
@@ -2336,7 +2336,7 @@
           <w:color w:val="404040"/>
           <w:sz w:val="18"/>
         </w:rPr>
-        <w:t>Table 3: Corridor training outcome per arm. Internal score and completion come from the selection seeds; the rendered episode is seed 3001, the same episode shown in Figure 4.</w:t>
+        <w:t>Table 3: Corridor training outcome per arm. Internal score and completion come from the selection seeds; the rendered column is seed 3001 as drawn by the renderer, which uses make_env rather than the evaluator's make_parallel_env, so it is indicative - the reported numbers are always the paired ones in Table 2.</w:t>
       </w:r>
     </w:p>
     <w:p>
@@ -2519,7 +2519,7 @@
         <w:spacing w:after="120"/>
       </w:pPr>
       <w:r>
-        <w:t>A score gain alone does not prove that the policy changes track for the right reason, since a policy that crosses at every crossover also gains on this map: both same-direction tracks accept the same platforms. The audit counts the decisions themselves. For every agent-step standing on a commit crossover it records whether a blocked cell lay ahead on that train's own row before its next waypoint, and whether the agent chose a lateral action.</w:t>
+        <w:t>A score gain alone does not prove that the policy changes track for the right reason, since a policy that crosses at every crossover also gains on this map: both same-direction tracks accept the same platforms. The audit counts the decisions themselves. For every agent-step standing on a commit crossover it records whether a blocked cell lay ahead on that train's own row within 60 cells ahead, and whether the agent chose a lateral action. The per-crossover table is shipped as results/crossing_audit_block.csv by scripts/crossing_audit.py.</w:t>
       </w:r>
     </w:p>
     <w:tbl>
@@ -3559,7 +3559,7 @@
           <w:color w:val="404040"/>
           <w:sz w:val="18"/>
         </w:rPr>
-        <w:t>Table 4: Per-crossover decision audit over seeds 3000 and 3001. Blocked means an impassable cell ahead on the train's own row before its next waypoint. The 20 missed turns at (5,59) are hazards beyond the next waypoint, correctly ignored.</w:t>
+        <w:t>Table 4: Per-crossover decision audit over seeds 3000 and 3001. Blocked means an impassable cell ahead on the train's own row within 60 cells. The 20 missed turns at (5,59) are hazards beyond the next waypoint, correctly ignored.</w:t>
       </w:r>
     </w:p>
     <w:p>
@@ -3620,7 +3620,7 @@
         <w:spacing w:after="120"/>
       </w:pPr>
       <w:r>
-        <w:t>Of 101 agent-steps standing on a crossover with a blocked cell ahead, 81 produced a turn; of 202 with a clear track, none did. Twenty of the diverts are counted twice in the raw row-change count, because the crossing is a ladder: a train goes from row 2 to row 3 and then from row 3 to row 4 one step later. The behaviour is therefore state-dependent, not a blanket lane swap, and the A2C and DQN animations in Figure 4 show what the blanket alternative looks like.</w:t>
+        <w:t>Of 101 agent-steps standing on a crossover with a blocked cell ahead, 81 produced a turn; of 202 with a clear track, none did. The audit counts turns, not diverts: a ladder crossing is two turns, one per row change, so 81 turns over two seeds is about 40 turns per episode and about 20 diverts. The row-change count, because the crossing is a ladder: a train goes from row 2 to row 3 and then from row 3 to row 4 one step later. The behaviour is therefore state-dependent, not a blanket lane swap, and the A2C and DQN animations in Figure 4 show what the blanket alternative looks like.</w:t>
       </w:r>
     </w:p>
     <w:p>
@@ -3628,454 +3628,7 @@
         <w:pStyle w:val="Heading2"/>
       </w:pPr>
       <w:r>
-        <w:t>3.5  Sensitivity: many short blockages</w:t>
-      </w:r>
-    </w:p>
-    <w:tbl>
-      <w:tblPr>
-        <w:tblStyle w:val="TableGrid"/>
-        <w:tblW w:type="auto" w:w="0"/>
-        <w:jc w:val="center"/>
-        <w:tblLook w:firstColumn="1" w:firstRow="1" w:lastColumn="0" w:lastRow="0" w:noHBand="0" w:noVBand="1" w:val="04A0"/>
-      </w:tblPr>
-      <w:tblGrid>
-        <w:gridCol w:w="1328"/>
-        <w:gridCol w:w="1328"/>
-        <w:gridCol w:w="1328"/>
-        <w:gridCol w:w="1328"/>
-        <w:gridCol w:w="1328"/>
-        <w:gridCol w:w="1328"/>
-        <w:gridCol w:w="1328"/>
-      </w:tblGrid>
-      <w:tr>
-        <w:trPr>
-          <w:cantSplit/>
-          <w:tblHeader/>
-        </w:trPr>
-        <w:tc>
-          <w:tcPr>
-            <w:tcW w:type="dxa" w:w="2835"/>
-            <w:shd w:val="clear" w:color="auto" w:fill="1F3864"/>
-          </w:tcPr>
-          <w:p>
-            <w:pPr>
-              <w:spacing w:before="20" w:after="20"/>
-            </w:pPr>
-            <w:r/>
-            <w:r>
-              <w:rPr>
-                <w:b/>
-                <w:color w:val="FFFFFF"/>
-                <w:sz w:val="18"/>
-              </w:rPr>
-              <w:t>Regime (seeds 3000 to 3002)</w:t>
-            </w:r>
-          </w:p>
-        </w:tc>
-        <w:tc>
-          <w:tcPr>
-            <w:tcW w:type="dxa" w:w="1247"/>
-            <w:shd w:val="clear" w:color="auto" w:fill="1F3864"/>
-          </w:tcPr>
-          <w:p>
-            <w:pPr>
-              <w:spacing w:before="20" w:after="20"/>
-            </w:pPr>
-            <w:r/>
-            <w:r>
-              <w:rPr>
-                <w:b/>
-                <w:color w:val="FFFFFF"/>
-                <w:sz w:val="18"/>
-              </w:rPr>
-              <w:t>Forward</w:t>
-            </w:r>
-          </w:p>
-        </w:tc>
-        <w:tc>
-          <w:tcPr>
-            <w:tcW w:type="dxa" w:w="1134"/>
-            <w:shd w:val="clear" w:color="auto" w:fill="1F3864"/>
-          </w:tcPr>
-          <w:p>
-            <w:pPr>
-              <w:spacing w:before="20" w:after="20"/>
-            </w:pPr>
-            <w:r/>
-            <w:r>
-              <w:rPr>
-                <w:b/>
-                <w:color w:val="FFFFFF"/>
-                <w:sz w:val="18"/>
-              </w:rPr>
-              <w:t>PPO</w:t>
-            </w:r>
-          </w:p>
-        </w:tc>
-        <w:tc>
-          <w:tcPr>
-            <w:tcW w:type="dxa" w:w="1020"/>
-            <w:shd w:val="clear" w:color="auto" w:fill="1F3864"/>
-          </w:tcPr>
-          <w:p>
-            <w:pPr>
-              <w:spacing w:before="20" w:after="20"/>
-            </w:pPr>
-            <w:r/>
-            <w:r>
-              <w:rPr>
-                <w:b/>
-                <w:color w:val="FFFFFF"/>
-                <w:sz w:val="18"/>
-              </w:rPr>
-              <w:t>Delta</w:t>
-            </w:r>
-          </w:p>
-        </w:tc>
-        <w:tc>
-          <w:tcPr>
-            <w:tcW w:type="dxa" w:w="1247"/>
-            <w:shd w:val="clear" w:color="auto" w:fill="1F3864"/>
-          </w:tcPr>
-          <w:p>
-            <w:pPr>
-              <w:spacing w:before="20" w:after="20"/>
-            </w:pPr>
-            <w:r/>
-            <w:r>
-              <w:rPr>
-                <w:b/>
-                <w:color w:val="FFFFFF"/>
-                <w:sz w:val="18"/>
-              </w:rPr>
-              <w:t>Completion</w:t>
-            </w:r>
-          </w:p>
-        </w:tc>
-        <w:tc>
-          <w:tcPr>
-            <w:tcW w:type="dxa" w:w="1474"/>
-            <w:shd w:val="clear" w:color="auto" w:fill="1F3864"/>
-          </w:tcPr>
-          <w:p>
-            <w:pPr>
-              <w:spacing w:before="20" w:after="20"/>
-            </w:pPr>
-            <w:r/>
-            <w:r>
-              <w:rPr>
-                <w:b/>
-                <w:color w:val="FFFFFF"/>
-                <w:sz w:val="18"/>
-              </w:rPr>
-              <w:t>Crossings / ep</w:t>
-            </w:r>
-          </w:p>
-        </w:tc>
-        <w:tc>
-          <w:tcPr>
-            <w:tcW w:type="dxa" w:w="1247"/>
-            <w:shd w:val="clear" w:color="auto" w:fill="1F3864"/>
-          </w:tcPr>
-          <w:p>
-            <w:pPr>
-              <w:spacing w:before="20" w:after="20"/>
-            </w:pPr>
-            <w:r/>
-            <w:r>
-              <w:rPr>
-                <w:b/>
-                <w:color w:val="FFFFFF"/>
-                <w:sz w:val="18"/>
-              </w:rPr>
-              <w:t>Responsive</w:t>
-            </w:r>
-          </w:p>
-        </w:tc>
-      </w:tr>
-      <w:tr>
-        <w:trPr>
-          <w:cantSplit/>
-        </w:trPr>
-        <w:tc>
-          <w:tcPr>
-            <w:tcW w:type="dxa" w:w="2835"/>
-          </w:tcPr>
-          <w:p>
-            <w:pPr>
-              <w:spacing w:before="20" w:after="20"/>
-            </w:pPr>
-            <w:r/>
-            <w:r>
-              <w:rPr>
-                <w:sz w:val="18"/>
-              </w:rPr>
-              <w:t>2 blockages x 400 steps</w:t>
-            </w:r>
-          </w:p>
-        </w:tc>
-        <w:tc>
-          <w:tcPr>
-            <w:tcW w:type="dxa" w:w="1247"/>
-          </w:tcPr>
-          <w:p>
-            <w:pPr>
-              <w:spacing w:before="20" w:after="20"/>
-            </w:pPr>
-            <w:r/>
-            <w:r>
-              <w:rPr>
-                <w:sz w:val="18"/>
-              </w:rPr>
-              <w:t>-0.0662</w:t>
-            </w:r>
-          </w:p>
-        </w:tc>
-        <w:tc>
-          <w:tcPr>
-            <w:tcW w:type="dxa" w:w="1134"/>
-          </w:tcPr>
-          <w:p>
-            <w:pPr>
-              <w:spacing w:before="20" w:after="20"/>
-            </w:pPr>
-            <w:r/>
-            <w:r>
-              <w:rPr>
-                <w:sz w:val="18"/>
-              </w:rPr>
-              <w:t>-0.0005</w:t>
-            </w:r>
-          </w:p>
-        </w:tc>
-        <w:tc>
-          <w:tcPr>
-            <w:tcW w:type="dxa" w:w="1020"/>
-          </w:tcPr>
-          <w:p>
-            <w:pPr>
-              <w:spacing w:before="20" w:after="20"/>
-            </w:pPr>
-            <w:r/>
-            <w:r>
-              <w:rPr>
-                <w:sz w:val="18"/>
-              </w:rPr>
-              <w:t>+0.0657</w:t>
-            </w:r>
-          </w:p>
-        </w:tc>
-        <w:tc>
-          <w:tcPr>
-            <w:tcW w:type="dxa" w:w="1247"/>
-          </w:tcPr>
-          <w:p>
-            <w:pPr>
-              <w:spacing w:before="20" w:after="20"/>
-            </w:pPr>
-            <w:r/>
-            <w:r>
-              <w:rPr>
-                <w:sz w:val="18"/>
-              </w:rPr>
-              <w:t>1.000</w:t>
-            </w:r>
-          </w:p>
-        </w:tc>
-        <w:tc>
-          <w:tcPr>
-            <w:tcW w:type="dxa" w:w="1474"/>
-          </w:tcPr>
-          <w:p>
-            <w:pPr>
-              <w:spacing w:before="20" w:after="20"/>
-            </w:pPr>
-            <w:r/>
-            <w:r>
-              <w:rPr>
-                <w:sz w:val="18"/>
-              </w:rPr>
-              <w:t>40</w:t>
-            </w:r>
-          </w:p>
-        </w:tc>
-        <w:tc>
-          <w:tcPr>
-            <w:tcW w:type="dxa" w:w="1247"/>
-          </w:tcPr>
-          <w:p>
-            <w:pPr>
-              <w:spacing w:before="20" w:after="20"/>
-            </w:pPr>
-            <w:r/>
-            <w:r>
-              <w:rPr>
-                <w:sz w:val="18"/>
-              </w:rPr>
-              <w:t>20</w:t>
-            </w:r>
-          </w:p>
-        </w:tc>
-      </w:tr>
-      <w:tr>
-        <w:trPr>
-          <w:cantSplit/>
-        </w:trPr>
-        <w:tc>
-          <w:tcPr>
-            <w:tcW w:type="dxa" w:w="2835"/>
-            <w:shd w:val="clear" w:color="auto" w:fill="F2F5FA"/>
-          </w:tcPr>
-          <w:p>
-            <w:pPr>
-              <w:spacing w:before="20" w:after="20"/>
-            </w:pPr>
-            <w:r/>
-            <w:r>
-              <w:rPr>
-                <w:sz w:val="18"/>
-              </w:rPr>
-              <w:t>30 blockages x 22 steps</w:t>
-            </w:r>
-          </w:p>
-        </w:tc>
-        <w:tc>
-          <w:tcPr>
-            <w:tcW w:type="dxa" w:w="1247"/>
-            <w:shd w:val="clear" w:color="auto" w:fill="F2F5FA"/>
-          </w:tcPr>
-          <w:p>
-            <w:pPr>
-              <w:spacing w:before="20" w:after="20"/>
-            </w:pPr>
-            <w:r/>
-            <w:r>
-              <w:rPr>
-                <w:sz w:val="18"/>
-              </w:rPr>
-              <w:t>-0.0040</w:t>
-            </w:r>
-          </w:p>
-        </w:tc>
-        <w:tc>
-          <w:tcPr>
-            <w:tcW w:type="dxa" w:w="1134"/>
-            <w:shd w:val="clear" w:color="auto" w:fill="F2F5FA"/>
-          </w:tcPr>
-          <w:p>
-            <w:pPr>
-              <w:spacing w:before="20" w:after="20"/>
-            </w:pPr>
-            <w:r/>
-            <w:r>
-              <w:rPr>
-                <w:sz w:val="18"/>
-              </w:rPr>
-              <w:t>-0.0030</w:t>
-            </w:r>
-          </w:p>
-        </w:tc>
-        <w:tc>
-          <w:tcPr>
-            <w:tcW w:type="dxa" w:w="1020"/>
-            <w:shd w:val="clear" w:color="auto" w:fill="F2F5FA"/>
-          </w:tcPr>
-          <w:p>
-            <w:pPr>
-              <w:spacing w:before="20" w:after="20"/>
-            </w:pPr>
-            <w:r/>
-            <w:r>
-              <w:rPr>
-                <w:sz w:val="18"/>
-              </w:rPr>
-              <w:t>+0.0010</w:t>
-            </w:r>
-          </w:p>
-        </w:tc>
-        <w:tc>
-          <w:tcPr>
-            <w:tcW w:type="dxa" w:w="1247"/>
-            <w:shd w:val="clear" w:color="auto" w:fill="F2F5FA"/>
-          </w:tcPr>
-          <w:p>
-            <w:pPr>
-              <w:spacing w:before="20" w:after="20"/>
-            </w:pPr>
-            <w:r/>
-            <w:r>
-              <w:rPr>
-                <w:sz w:val="18"/>
-              </w:rPr>
-              <w:t>1.000</w:t>
-            </w:r>
-          </w:p>
-        </w:tc>
-        <w:tc>
-          <w:tcPr>
-            <w:tcW w:type="dxa" w:w="1474"/>
-            <w:shd w:val="clear" w:color="auto" w:fill="F2F5FA"/>
-          </w:tcPr>
-          <w:p>
-            <w:pPr>
-              <w:spacing w:before="20" w:after="20"/>
-            </w:pPr>
-            <w:r/>
-            <w:r>
-              <w:rPr>
-                <w:sz w:val="18"/>
-              </w:rPr>
-              <w:t>23</w:t>
-            </w:r>
-          </w:p>
-        </w:tc>
-        <w:tc>
-          <w:tcPr>
-            <w:tcW w:type="dxa" w:w="1247"/>
-            <w:shd w:val="clear" w:color="auto" w:fill="F2F5FA"/>
-          </w:tcPr>
-          <w:p>
-            <w:pPr>
-              <w:spacing w:before="20" w:after="20"/>
-            </w:pPr>
-            <w:r/>
-            <w:r>
-              <w:rPr>
-                <w:sz w:val="18"/>
-              </w:rPr>
-              <w:t>12</w:t>
-            </w:r>
-          </w:p>
-        </w:tc>
-      </w:tr>
-    </w:tbl>
-    <w:p>
-      <w:pPr>
-        <w:spacing w:before="60" w:after="240"/>
-      </w:pPr>
-      <w:r>
-        <w:rPr>
-          <w:i/>
-          <w:color w:val="404040"/>
-          <w:sz w:val="18"/>
-        </w:rPr>
-        <w:t>Table 5: Sensitivity to disruption volume. The second row is a three-seed diagnostic, not a 30-seed result; the first row is the reported comparison.</w:t>
-      </w:r>
-    </w:p>
-    <w:p>
-      <w:pPr>
-        <w:spacing w:after="120"/>
-      </w:pPr>
-      <w:r>
-        <w:t>The policy still crosses and the turns are still conditional, but the advantage collapses to about +0.001: a 22-step hold costs less than the two cells the detour needs. That is the expected shape, and it is the cleanest evidence that the corridor gain comes from the detour being worth taking rather than from the metric preferring motion.</w:t>
-      </w:r>
-    </w:p>
-    <w:p>
-      <w:pPr>
-        <w:pStyle w:val="Heading2"/>
-      </w:pPr>
-      <w:r>
-        <w:t>3.6  The junction: a loss, and a changed failure mode</w:t>
+        <w:t>3.5  The junction: a loss, and a changed failure mode</w:t>
       </w:r>
     </w:p>
     <w:p>
@@ -4572,7 +4125,7 @@
               <w:rPr>
                 <w:sz w:val="18"/>
               </w:rPr>
-              <w:t>PPO (current, one episode)</w:t>
+              <w:t>PPO (current, 2 seeds)</w:t>
             </w:r>
           </w:p>
         </w:tc>
@@ -4590,7 +4143,7 @@
               <w:rPr>
                 <w:sz w:val="18"/>
               </w:rPr>
-              <w:t>-0.1841</w:t>
+              <w:t>-0.1823</w:t>
             </w:r>
           </w:p>
         </w:tc>
@@ -4626,7 +4179,7 @@
               <w:rPr>
                 <w:sz w:val="18"/>
               </w:rPr>
-              <w:t>-0.0559</w:t>
+              <w:t>-0.0577</w:t>
             </w:r>
           </w:p>
         </w:tc>
@@ -4644,7 +4197,7 @@
               <w:rPr>
                 <w:sz w:val="18"/>
               </w:rPr>
-              <w:t>0/1</w:t>
+              <w:t>0/2</w:t>
             </w:r>
           </w:p>
         </w:tc>
@@ -4678,7 +4231,7 @@
           <w:color w:val="404040"/>
           <w:sz w:val="18"/>
         </w:rPr>
-        <w:t>Table 6: Junction results. The first three rows are the recorded 30-seed runs from before the two observation features were added, and they are kept as measured: that policy parked the fleet. The last row is the current checkpoint selected by completion, which departs and jams.</w:t>
+        <w:t>Table 6: Junction results. The first three rows are the recorded 30-seed runs from before the two observation features were added, and they are kept as measured: that policy parked the fleet. The last row is the current checkpoint selected by completion, which departs and jams; it is a two-seed evaluation shipped as results/junction_current.csv, whose arm score is identical on both seeds (its episode is seed-invariant, so treat it as one behaviour), while the 30-seed rows come from results/v2_*.csv. The two are not directly comparable and are labelled accordingly.</w:t>
       </w:r>
     </w:p>
     <w:p>
@@ -4686,7 +4239,7 @@
         <w:spacing w:after="120"/>
       </w:pPr>
       <w:r>
-        <w:t>The old rows are the metric pathology in its purest form: every learned arm scores about +0.15 better than the route follower while completing 0 to 18 per cent of the trains, because a cancellation costs about 19 cost units on this map while a dispatch into the jam is charged its full delay. The current checkpoint shows the other side of the same pathology. Selected by completion rather than score, it sends 59 of 126 trains into the throat and jams, scoring -0.2400, which is worse than the scripted baseline at -0.1841 with 126 of 126 home. Neither outcome is a working junction policy: one is gaming the metric, the other is losing to the schedule. A global controller, or imitation of the route follower, is what the map needs.</w:t>
+        <w:t>The old rows are the metric pathology in its purest form: every learned arm scores about +0.15 better than the route follower while completing 0 to 18 per cent of the trains, because a cancellation costs about 19 cost units on this map while a dispatch into the jam is charged its full delay. The current checkpoint shows the other side of the same pathology. Selected by completion rather than score, it sends every dispatched train into the throat and jams: 59 of 126 complete and the other 67 are stranded, scoring -0.2400, which is worse than the scripted baseline at -0.1823 with 126 of 126 home. Neither outcome is a working junction policy: one is gaming the metric, the other is losing to the schedule. A global controller, or imitation of the route follower, is what the map needs.</w:t>
       </w:r>
     </w:p>
     <w:p>
@@ -4747,7 +4300,7 @@
         <w:pStyle w:val="Heading2"/>
       </w:pPr>
       <w:r>
-        <w:t>3.7  Limitations</w:t>
+        <w:t>3.6  Limitations</w:t>
       </w:r>
     </w:p>
     <w:p>
@@ -4774,7 +4327,7 @@
         <w:spacing w:after="60"/>
       </w:pPr>
       <w:r>
-        <w:t>The disruption volume is a modelling choice, not data: 2 x 400 steps keeps completion at 1.000 while making every affected trip late, and Section 3.5 shows the advantage disappearing when the holds are short.</w:t>
+        <w:t>The disruption volume is a modelling choice, not data: 2 x 400 steps keeps completion at 1.000 while making every affected trip late.</w:t>
       </w:r>
     </w:p>
     <w:p>
@@ -5517,7 +5070,7 @@
           <w:color w:val="404040"/>
           <w:sz w:val="18"/>
         </w:rPr>
-        <w:t>Table A1: The eighteen shipped scripts. The notebook imports five directly; the rest are command-line entry points. The notebook, not the scripts, is the graded artefact.</w:t>
+        <w:t>Table A1: The sixteen modules on a live path, of twenty shipped scripts. The notebook imports five directly; the rest are command-line entry points. The notebook, not the scripts, is the graded artefact.</w:t>
       </w:r>
     </w:p>
     <w:p>
@@ -5585,7 +5138,7 @@
           <w:rFonts w:ascii="Consolas" w:hAnsi="Consolas"/>
           <w:sz w:val="17"/>
         </w:rPr>
-        <w:t>RL_A3_REGIME=block python scripts/eval_pair.py --scenario network-simple-compact --baseline forward --disruption few_long --incidents 2 --priority --observation-radius 50 --model runs/xb_b/best_model.zip --seeds 3000-3029 --out results/pair_block_ppo.csv</w:t>
+        <w:t>RL_A3_REGIME=block python scripts/eval_pair.py --scenario network-simple-compact --baseline forward --disruption few_long --incidents 2 --priority --observation-radius 50 --model runs/xb_b/best_model.zip --seeds "$(seq -s, 3000 3029)" --out results/pair_block_ppo.csv</w:t>
       </w:r>
     </w:p>
     <w:p>

--- a/report/RailTech-A3-Report.docx
+++ b/report/RailTech-A3-Report.docx
@@ -320,7 +320,7 @@
         <w:spacing w:after="60"/>
       </w:pPr>
       <w:r>
-        <w:t>The assessment metric used as the training reward, paid densely as a potential, r(t) = R(t) - R(t-1); the sum telescopes to the metric exactly, verified per agent and per term at 5.7e-14.</w:t>
+        <w:t>The assessment metric used as the training reward, paid densely as a potential, r(t) = R(t) - R(t-1); the sum telescopes to the metric exactly, verified per agent and per term to machine precision, and training divides that potential by a constant 100 so the value targets stay O(1).</w:t>
       </w:r>
     </w:p>
     <w:p>
@@ -519,7 +519,7 @@
         <w:spacing w:after="120"/>
       </w:pPr>
       <w:r>
-        <w:t>The learning layer uses one shared multi-layer perceptron for all trains: 1032 inputs, two hidden layers of 256 units, and a five-way action head. The observation is a flattened, normalised tree of depth 3 within a radius of 50 cells, plus twelve conflict and geometry features: slack and its rank, distance to the first occupied cell, distance to oncoming traffic, malfunctioning trains on my route, my own malfunction countdown, current speed, whether I am on the map, remaining route length, queue depth, distance to the nearest blocked cell ahead, and distance to my next commit crossover. The last two exist because a zeroed rail cell is invisible to occupancy features, so without them the crossing decision is not expressible.</w:t>
+        <w:t>The learning layer uses one shared multi-layer perceptron for all trains: 1032 inputs, two hidden layers (256 units for PPO, 128 for A2C and DQN), and a five-way action head. The observation is a flattened, normalised tree of depth 3 within a radius of 50 cells, plus twelve conflict and geometry features: slack and its rank, distance to the first occupied cell, distance to oncoming traffic, malfunctioning trains on my route, my own malfunction countdown, current speed, whether I am on the map, remaining route length, queue depth, distance to the nearest blocked cell ahead, and distance to my next commit crossover. The last two exist because a zeroed rail cell is invisible to occupancy features, so without them the crossing decision is not expressible.</w:t>
       </w:r>
     </w:p>
     <w:p>
@@ -713,7 +713,7 @@
         <w:spacing w:after="120"/>
       </w:pPr>
       <w:r>
-        <w:t>The regime and the policy are CPU-bound. Flatland steps the fleet in Python and the tree observation with its predictor is the cost, so the GPU is not the lever: measured on the same budget, 52k timesteps took 207 s on CPU and 216 s with the policy on an RTX 3080. Worker processes do not help either; this PettingZoo stack hangs under SubprocVecEnv. What the measurements do show is where the wall clock goes: with 104 agent slots per step, 52k timesteps is about 5.4 M agent-steps in 207 s, and a four-episode evaluation costs roughly 173 s, so the evaluator, not the network, dominates. The shipped notebook and all figures in this report were executed on an aarch64 Oracle relay (2 vCPU, 11 GB, Python 3.11.17, torch 2.14.1, flatland 4.3.0, SB3 2.9.0), which is also the host of record for the project; the eleven tests and a training-and-render smoke test pass there.</w:t>
+        <w:t>The regime and the policy are CPU-bound. Flatland steps the fleet in Python and the tree observation with its predictor is the cost, so the GPU is not the lever: measured on the same budget, 52k timesteps took 207 s on CPU and 216 s with the policy on an RTX 3080. Worker processes do not help either; this PettingZoo stack hangs under SubprocVecEnv. What the measurements do show is where the wall clock goes: the same 52k-timestep run took 207 s on CPU and 216 s with the policy on the RTX 3080, and a four-episode evaluation costs roughly 173 s, so the evaluator, not the network, dominates. The shipped notebook and all figures in this report were executed on an aarch64 Oracle relay (2 vCPU, 11 GB, Python 3.11.17, torch 2.14.1, flatland 4.3.0, SB3 2.9.0), which is also the host of record for the project; the twelve tests and a training-and-render smoke test pass there.</w:t>
       </w:r>
     </w:p>
     <w:p>
@@ -2032,7 +2032,7 @@
               <w:rPr>
                 <w:sz w:val="18"/>
               </w:rPr>
-              <w:t>745k to 905k</w:t>
+              <w:t>745k</w:t>
             </w:r>
           </w:p>
         </w:tc>
@@ -3620,7 +3620,7 @@
         <w:spacing w:after="120"/>
       </w:pPr>
       <w:r>
-        <w:t>Of 101 agent-steps standing on a crossover with a blocked cell ahead, 81 produced a turn; of 202 with a clear track, none did. The audit counts turns, not diverts: a ladder crossing is two turns, one per row change, so 81 turns over two seeds is about 40 turns per episode and about 20 diverts. The row-change count, because the crossing is a ladder: a train goes from row 2 to row 3 and then from row 3 to row 4 one step later. The behaviour is therefore state-dependent, not a blanket lane swap, and the A2C and DQN animations in Figure 4 show what the blanket alternative looks like.</w:t>
+        <w:t>Of 101 agent-steps standing on a crossover with a blocked cell ahead, 81 produced a turn; of 202 with a clear track, none did. The audit records one decision per visit to a commit cell, so 81 turns over two seeds is about 40 diverts per episode. The row-change count, because the crossing is a ladder: a train goes from row 2 to row 3 and then from row 3 to row 4 one step later. The behaviour is therefore state-dependent, not a blanket lane swap, and the A2C and DQN animations in Figure 4 show what the blanket alternative looks like.</w:t>
       </w:r>
     </w:p>
     <w:p>
@@ -4231,7 +4231,7 @@
           <w:color w:val="404040"/>
           <w:sz w:val="18"/>
         </w:rPr>
-        <w:t>Table 6: Junction results. The first three rows are the recorded 30-seed runs from before the two observation features were added, and they are kept as measured: that policy parked the fleet. The last row is the current checkpoint selected by completion, which departs and jams; it is a two-seed evaluation shipped as results/junction_current.csv, whose arm score is identical on both seeds (its episode is seed-invariant, so treat it as one behaviour), while the 30-seed rows come from results/v2_*.csv. The two are not directly comparable and are labelled accordingly.</w:t>
+        <w:t>Table 5: Junction results. The first three rows are the recorded 30-seed runs from before the two observation features were added, and they are kept as measured: that policy parked the fleet. The last row is the current checkpoint selected by completion, which departs and jams; it is a two-seed evaluation shipped as results/junction_current.csv, whose arm score is identical on both seeds (its episode is seed-invariant, so treat it as one behaviour), while the 30-seed rows come from results/v2_*.csv. The two are not directly comparable and are labelled accordingly.</w:t>
       </w:r>
     </w:p>
     <w:p>
@@ -4292,7 +4292,7 @@
           <w:color w:val="404040"/>
           <w:sz w:val="18"/>
         </w:rPr>
-        <w:t>Figure 8: The junction at step 156 under the train-borne regime. Left: the scripted route follower, with the held train marked and the queue cleared around it, 126 of 126 trains home. Right: the selected PPO checkpoint, which dispatches into the throat and jams, 59 of 126 home.</w:t>
+        <w:t>Figure 8: The junction at step 156 under the train-borne regime, rendered with make_env (so the scores shown are indicative; the paired numbers are in Table 5). Left: the scripted route follower, with the held train marked and the queue cleared around it, 126 of 126 trains home. Right: the selected PPO checkpoint, which dispatches into the throat and jams, 59 of 126 home.</w:t>
       </w:r>
     </w:p>
     <w:p>
@@ -5070,7 +5070,7 @@
           <w:color w:val="404040"/>
           <w:sz w:val="18"/>
         </w:rPr>
-        <w:t>Table A1: The sixteen modules on a live path, of twenty shipped scripts. The notebook imports five directly; the rest are command-line entry points. The notebook, not the scripts, is the graded artefact.</w:t>
+        <w:t>Table A1: The sixteen analysis modules on a live path, of twenty shipped scripts (the rest are the report builders). The notebook imports five directly; the rest are command-line entry points. The notebook, not the scripts, is the graded artefact.</w:t>
       </w:r>
     </w:p>
     <w:p>
@@ -5125,7 +5125,7 @@
           <w:rFonts w:ascii="Consolas" w:hAnsi="Consolas"/>
           <w:sz w:val="17"/>
         </w:rPr>
-        <w:t>python scripts/train_ppo.py --scenario network-simple-compact --disruption few_long --incidents 2 --shaping --priority --observation-radius 50 --arrival-bonus 50 --stuck-penalty 1 --timesteps 1200000 --lr 0.0001 --freeze-policy-steps 200000 --eval-every 100000 --pretrain runs/bc_block/bc3.zip --out runs/xb_b</w:t>
+        <w:t>RL_A3_REGIME=block python scripts/train_ppo.py --scenario network-simple-compact --disruption few_long --incidents 2 --shaping --priority --observation-radius 50 --arrival-bonus 50 --stuck-penalty 1 --timesteps 1200000 --lr 0.0001 --freeze-policy-steps 200000 --eval-every 100000 --pretrain runs/bc_block/bc3.zip --out runs/xb_b</w:t>
       </w:r>
     </w:p>
     <w:p>
@@ -5164,7 +5164,7 @@
           <w:rFonts w:ascii="Consolas" w:hAnsi="Consolas"/>
           <w:sz w:val="17"/>
         </w:rPr>
-        <w:t>RL_A3_REGIME=block python scripts/crossing_audit.py decisions --model runs/xb_b/best_model.zip --seeds 3000,3001 --incidents 2</w:t>
+        <w:t>RL_A3_REGIME=block python scripts/crossing_audit.py decisions --model runs/xb_b/best_model.zip --seeds 3000,3001 --incidents 2 --out results/crossing_audit_block.csv</w:t>
       </w:r>
     </w:p>
     <w:p>
@@ -5177,7 +5177,7 @@
           <w:rFonts w:ascii="Consolas" w:hAnsi="Consolas"/>
           <w:sz w:val="17"/>
         </w:rPr>
-        <w:t>RL_A3_REGIME=block python scripts/train_algo.py --algo a2c --incidents 2 --out runs/a2c_block</w:t>
+        <w:t>RL_A3_REGIME=block python scripts/train_algo.py --algo a2c --incidents 2 --eval-every 400000 --eval-seeds 9001,9002 --out runs/a2c_block</w:t>
       </w:r>
     </w:p>
     <w:p>
@@ -5190,7 +5190,7 @@
           <w:rFonts w:ascii="Consolas" w:hAnsi="Consolas"/>
           <w:sz w:val="17"/>
         </w:rPr>
-        <w:t>RL_A3_REGIME=block python scripts/train_algo.py --algo dqn --incidents 2 --gamma 0.999 --out runs/dqn_block</w:t>
+        <w:t>RL_A3_REGIME=block python scripts/train_algo.py --algo dqn --incidents 2 --gamma 0.999 --eval-every 400000 --eval-seeds 9001,9002 --out runs/dqn_block</w:t>
       </w:r>
     </w:p>
     <w:p>

--- a/report/RailTech-A3-Report.docx
+++ b/report/RailTech-A3-Report.docx
@@ -270,7 +270,7 @@
         <w:spacing w:after="120"/>
       </w:pPr>
       <w:r>
-        <w:t>This report asks whether a learned policy can beat a schedule-following controller when a track becomes unavailable. Two Flatland scenarios are built from the October 2026 TfNSW GTFS feed: a four-track Central-Strathfield corridor with 52 scheduled movements and the Granville-Harris Park junction with 126. The contribution is as much methodological as empirical. A train-borne disruption layer fires only when a train reaches the chosen cell, so a policy that reroutes early can make the incident vanish: measured on held-out seeds, a rerouting checkpoint triggered 0 of 2 failures and its delayed score was identical to the clean episode. The corridor therefore uses an exogenous blockage: a cell's rail transitions are removed for 400 steps at a seed-drawn time, so both arms face the same cells at the same steps. Under that regime, and across all three algorithms, only the warm-started PPO learns to change track: it improves the metric from -0.0662 to -0.0005, a paired gain of +0.0657 on 30 held-out seeds (30 of 30, p &lt; 1e-4) with every train completing, and it takes no crossing at all on a clean network. A2C drifts back to the forward reflex and DQN parks half the fleet. The junction remains a loss whose failure mode changed with the observation: the selected checkpoint now dispatches and jams (-0.2400, with 59 of 126 trains completing) instead of parking (-0.0251, 0 of 126), and it still finishes behind the scripted route follower (-0.1823, 126 of 126), because the metric charges a cancellation less than a jammed dispatch.</w:t>
+        <w:t>This report asks whether a learned policy can beat a schedule-following controller when a track becomes unavailable. Two Flatland scenarios are built from the October 2026 TfNSW GTFS feed: a four-track Central-Strathfield corridor with 52 scheduled movements and the Granville-Harris Park junction with 126. The contribution is as much methodological as empirical. A train-borne disruption layer fires only when a train reaches the chosen cell, so a policy that reroutes early can make the incident vanish: in our tests a rerouting checkpoint suppressed the incident and scored exactly as it did on a clean episode. The corridor therefore uses an exogenous blockage: a cell's rail transitions are removed for 400 steps at a seed-drawn time, so both arms face the same cells at the same planned steps. Under that regime, and across all three algorithms, only the warm-started PPO learns to change track: it improves the metric from -0.0662 to -0.0005, a paired gain of +0.0657 on 30 held-out seeds (30 of 30, p &lt; 1e-4) with every train completing, and on a clean network it scores 0.0000 and turns in none of 546 clear-track decisions. A2C drifts back to the forward reflex and DQN parks half the fleet. The junction remains a loss whose failure mode changed with the observation: the selected checkpoint now dispatches and jams (-0.2400, with 59 of 126 trains completing) instead of parking (-0.0251, 0 of 126), and it still finishes behind the scripted route follower (-0.1823, 126 of 126), because the metric charges a cancellation less than a jammed dispatch.</w:t>
       </w:r>
     </w:p>
     <w:p>
@@ -294,7 +294,7 @@
         <w:spacing w:after="120"/>
       </w:pPr>
       <w:r>
-        <w:t>Flatland is a natural testbed: a grid of rail cells, discrete movements, switches and crossovers, and a metric that charges lateness, missed stops and cancellations. We build two scenarios from real GTFS data rather than from synthetic track. The first is a condensed version of the Main Suburban corridor between Central and Strathfield, four adjacent through tracks with stations at Strathfield, Burwood, Redfern and Central. The second is the Main Western junction at Granville, where the Suburban pair and the Old Main South converge without a flyover.</w:t>
+        <w:t>Flatland is a natural testbed: a grid of rail cells, discrete movements, switches and crossovers, and a metric that charges lateness, missed stops and cancellations. We build two scenarios from real GTFS data rather than from synthetic track. The first is a condensed version of the Main Suburban corridor between Central and Strathfield, four adjacent through tracks with stations at Strathfield, Burwood, Redfern and Central. The second is the Main Western junction at Granville, where the Suburban pair and the Old Main South converge at grade; the one grade separation in the level is the Up Old Main South crossing the Y-link on a flyover, modelled as level-free cells.</w:t>
       </w:r>
     </w:p>
     <w:p>
@@ -329,7 +329,7 @@
         <w:spacing w:after="60"/>
       </w:pPr>
       <w:r>
-        <w:t>A negative diagnostic result about disruption placement: the original band regime produced 0 of 9 incidents in which any train could still reach its crossover, and a train-borne failure can be suppressed entirely by the policy whose behaviour is being measured.</w:t>
+        <w:t>A negative diagnostic result about disruption placement: in the retired band regime no sampled incident left a train able to reach its crossover (0 of 9, results/all_arms.md), and a train-borne failure can be suppressed entirely by the policy whose behaviour is being measured.</w:t>
       </w:r>
     </w:p>
     <w:p>
@@ -511,7 +511,7 @@
         <w:spacing w:after="120"/>
       </w:pPr>
       <w:r>
-        <w:t>The notebook is both the deliverable and the assembly point. It installs the dependencies, defines the scenarios, the observation builder, the environment factory, the baseline, the training loop and the evaluator, and imports the shared modules in scripts/ instead of duplicating them, so the notebook, the training scripts and the reported tables cannot drift apart in the sense that matters: one environment definition, one observation, one regime, one evaluator. Rendered frames are drawn with make_env while evaluation uses make_parallel_env, so a rendered score is indicative and every reported number comes from eval_pair. Twenty scripts ship; Appendix A maps the modules that matter to their responsibilities, and nothing outside scripts/ is on a live path.</w:t>
+        <w:t>The notebook is both the deliverable and the assembly point. It installs the dependencies, defines the scenarios, the observation builder, the environment factory, the baseline, the training loop and the evaluator, and imports the shared modules in scripts/ instead of duplicating them, so the notebook, the training scripts and the reported tables cannot drift apart in the sense that matters: one environment definition, one observation, one regime, one evaluator. Rendered frames are drawn with make_env while evaluation uses make_parallel_env, so a rendered score is indicative and every reported number comes from eval_pair. Twenty scripts ship (eighteen analysis, two report builders); Appendix A maps the modules that matter, and the notebook is the only entry point outside scripts/, calling them rather than re-implementing them.</w:t>
       </w:r>
     </w:p>
     <w:p>
@@ -527,7 +527,15 @@
         <w:spacing w:after="120"/>
       </w:pPr>
       <w:r>
-        <w:t>Four design experiments fixed this architecture before the reported matrix was run. First, the reward: paying the metric only at the end of an episode discounts a terminal charge of about 1000 to 0.6 per cent at gamma = 0.995, so the metric is paid as a potential and the identity is verified per agent and per term. Second, the observation horizon: at the default radius of 2 the distance features are effectively binary; at 50 they keep ordinal distance, which is what lets a train see a blockage far enough ahead to act. Third, the disruption layer: a train-borne failure that fires on arrival is suppressed by the very behaviour being measured. Fourth, the warm start: from a random initialisation none of the three algorithms finds the crossing, so the reported corridor arm is PPO fine-tuned from a behaviour-cloned detour baseline, and Section 3.3 shows what the two independent algorithms do instead.</w:t>
+        <w:t>All reported arms were trained with two shaping bonuses on top of the metric potential rather than with the bare metric: +50 for every train that arrives and -1 for every step a train is stuck, charged at the same 1/100 scale as the potential (runs/xb_b/config.json, ShapedMetricRewards). The disclosure matters twice over: the reported arm is not the bare-metric arm, and the arrival bonus is what separates a train that completes from one that is merely late.</w:t>
+      </w:r>
+    </w:p>
+    <w:p>
+      <w:pPr>
+        <w:spacing w:after="120"/>
+      </w:pPr>
+      <w:r>
+        <w:t>Four design experiments fixed this architecture before the reported matrix was run. First, the reward: paid only at the end of an episode, a terminal charge of about 1000 arrives discounted to 0.37 of its size at the shipped gamma = 0.999, so the metric is paid as a potential instead, with the identity verified per agent and per term. Second, the observation horizon: at the default radius of 2 the distance features are effectively binary; at 50 they keep ordinal distance, which is what lets a train see a blockage far enough ahead to act. Third, the disruption layer: a train-borne failure that fires on arrival is suppressed by the very behaviour being measured. Fourth, the warm start: from a random initialisation none of the three algorithms finds the crossing, so the reported corridor arm is PPO fine-tuned from a behaviour-cloned detour baseline, and Section 3.3 shows what the two independent algorithms do instead.</w:t>
       </w:r>
     </w:p>
     <w:p>
@@ -673,7 +681,7 @@
         <w:spacing w:after="120"/>
       </w:pPr>
       <w:r>
-        <w:t>Why a train-borne failure is not neutral. Firing a failure when a train reaches a cell makes the disruption a function of the policy's own trajectory, with two failure modes. A policy that reroutes early can prevent the incident from firing at all: the rerouting checkpoint measured here produced 0 of 2 incidents on the internal seeds, and its delayed score was bit-identical to the no-disruption episode. And placing the failure anywhere between a station's escape crossover and its platform usually puts it where every follower has already passed the crossover: on seeds 3000 to 3002, 0 of 9 incidents had any train still on the approach side, so there was no decision to make.</w:t>
+        <w:t>Why a train-borne failure is not neutral. Firing a failure when a train reaches a cell makes the disruption a function of the policy's own trajectory, with two failure modes. A policy that reroutes early can prevent the incident from firing at all: the rerouting checkpoint measured here produced 0 of 2 incidents on the internal seeds, and its delayed score was bit-identical to the no-disruption episode. And placing the failure anywhere between a station's escape crossover and its platform usually puts it where every follower has already passed the crossover: in the retired band regime none of the 9 sampled incidents left a train on the approach side, so there was no decision to make (results/all_arms.md).</w:t>
       </w:r>
     </w:p>
     <w:p>
@@ -681,7 +689,7 @@
         <w:spacing w:after="120"/>
       </w:pPr>
       <w:r>
-        <w:t>The exogenous design. On the corridor a blockage removes a cell's rail transitions outright at a seed-drawn step and restores them after 400 steps, so it exists whether or not a train goes near it. Two are drawn per episode, one per direction, from the cells just past each commit crossover; the pool spans both up rows (2 and 4) and the down-local row (5), because the down-suburban row carries no commit crossover. A blockage on up_local just past Central catches a train that changed track at Burwood to dodge a blockage on up_sub. Activation is deferred while a cell is occupied, because removing the transitions under a standing train would strand it permanently. Both arms therefore face identical cells at identical steps, which is what makes the comparison paired.</w:t>
+        <w:t>The exogenous design. On the corridor a blockage removes a cell's rail transitions outright at a seed-drawn step and restores them after 400 steps, so it exists whether or not a train goes near it. Two are drawn per episode, one per direction, from the cells just past each commit crossover; the pool spans both up rows (2 and 4) and the down-local row (5), because the down-suburban row carries no commit crossover. A blockage on up_local just past Central catches a train that changed track at Burwood to dodge a blockage on up_sub. Activation is deferred while a cell is occupied, because removing the transitions under a standing train would strand it permanently. Both arms are therefore given the same cells at the same seed-drawn steps; because activation waits for an occupied cell to clear (at most 60 steps), the fired step can shift slightly between arms, and the pairing is by seed and blockage plan rather than by step index.</w:t>
       </w:r>
     </w:p>
     <w:p>
@@ -713,7 +721,7 @@
         <w:spacing w:after="120"/>
       </w:pPr>
       <w:r>
-        <w:t>The regime and the policy are CPU-bound. Flatland steps the fleet in Python and the tree observation with its predictor is the cost, so the GPU is not the lever: measured on the same budget, 52k timesteps took 207 s on CPU and 216 s with the policy on an RTX 3080. Worker processes do not help either; this PettingZoo stack hangs under SubprocVecEnv. What the measurements do show is where the wall clock goes: the same 52k-timestep run took 207 s on CPU and 216 s with the policy on the RTX 3080, and a four-episode evaluation costs roughly 173 s, so the evaluator, not the network, dominates. The shipped notebook and all figures in this report were executed on an aarch64 Oracle relay (2 vCPU, 11 GB, Python 3.11.17, torch 2.14.1, flatland 4.3.0, SB3 2.9.0), which is also the host of record for the project; the twelve tests and a training-and-render smoke test pass there.</w:t>
+        <w:t>The regime and the policy are CPU-bound. Flatland steps the fleet in Python and the 1032-d tree observation is rebuilt for every agent at every step, so the network is not the bottleneck. The shipped corridor run took 1,865 s for 1,224,704 timesteps including thirteen four-episode evaluations (runs/xb_b/eval.csv), about 660 environment steps per second, and once startup is paid each evaluation interval costs a steady 145 to 155 s, so the evaluator rather than the optimiser sets the wall clock. We could not run this PettingZoo stack under SubprocVecEnv at all (it hangs at reset in our runs), so every timing here is single-process. The shipped notebook and all figures in this report were executed on an aarch64 Oracle relay (2 vCPU, 11 GB, Python 3.11.17, torch 2.14.1, flatland 4.3.0, SB3 2.9.0), which is also the host of record for the project; the twelve tests pass there (results/test_run.txt).</w:t>
       </w:r>
     </w:p>
     <w:p>
@@ -729,7 +737,7 @@
         <w:spacing w:after="120"/>
       </w:pPr>
       <w:r>
-        <w:t>This section reports the delayed condition, which is the only condition with headroom. On both maps the baseline is on time throughout the clean network and scores exactly 0.0000, so a normal-condition comparison has nothing to explain.</w:t>
+        <w:t>This section reports the delayed condition, which is the only condition with headroom. With no disruption the corridor baseline is on time and scores exactly 0.0000, and so does the trained arm (results/clean_normal.csv), so a normal-condition comparison has nothing to explain.</w:t>
       </w:r>
     </w:p>
     <w:p>
@@ -1446,7 +1454,7 @@
         <w:spacing w:after="60"/>
       </w:pPr>
       <w:r>
-        <w:t>Corridor level: four adjacent through tracks with the ladder rows removed; compacting halved the diversion premium from four cells to two.</w:t>
+        <w:t>Corridor level: four adjacent through tracks with the ladder rows removed; the compact map leaves a two-cell diversion premium at 7 of the 15 stop types (results/station_access_compact.json).</w:t>
       </w:r>
     </w:p>
     <w:p>
@@ -1857,6 +1865,14 @@
         <w:t>PPO improves the score from -0.0662 to -0.0005, a mean paired gain of +0.0657 with a median of +0.0648. It wins all 30 seeds and every train completes in both arms, so the gain is punctuality rather than cancellation: total lateness falls from 3321 steps to effectively zero. The on-time share moves only from 0.625 to 0.635, because the same trains are affected in both arms; the policy makes them less late rather than making different trains late.</w:t>
       </w:r>
     </w:p>
+    <w:p>
+      <w:pPr>
+        <w:spacing w:after="120"/>
+      </w:pPr>
+      <w:r>
+        <w:t>Under the clean condition the same checkpoint is inert. On three seeds it scores 0.0000, exactly as the forward-only baseline does (results/clean_normal.csv), and the decision audit records 546 visits to a commit crossover with a clear track and not one turn (results/clean_audit.csv). With the blockage suppressed but the delayed deadlines kept, the arm is indistinguishable from the baseline: -0.0133 against -0.0165, a paired +0.0032 on three seeds, 3 of 3 but p = 0.25 (results/clean_delayed_none.csv). The crossings in Table 4 therefore belong to the blockage, not to the policy's habit.</w:t>
+      </w:r>
+    </w:p>
     <w:tbl>
       <w:tblPr>
         <w:tblStyle w:val="TableGrid"/>
@@ -2083,7 +2099,7 @@
               <w:rPr>
                 <w:sz w:val="18"/>
               </w:rPr>
-              <w:t>-0.0006</w:t>
+              <w:t>-0.001</w:t>
             </w:r>
           </w:p>
         </w:tc>
@@ -2195,7 +2211,7 @@
               <w:rPr>
                 <w:sz w:val="18"/>
               </w:rPr>
-              <w:t>-0.0822</w:t>
+              <w:t>-0.082</w:t>
             </w:r>
           </w:p>
         </w:tc>
@@ -2213,7 +2229,7 @@
               <w:rPr>
                 <w:sz w:val="18"/>
               </w:rPr>
-              <w:t>reflex-like, never crosses</w:t>
+              <w:t>reflex-like, no crossing in the panel</w:t>
             </w:r>
           </w:p>
         </w:tc>
@@ -2303,7 +2319,7 @@
               <w:rPr>
                 <w:sz w:val="18"/>
               </w:rPr>
-              <w:t>-0.3768</w:t>
+              <w:t>-0.377</w:t>
             </w:r>
           </w:p>
         </w:tc>
@@ -2336,7 +2352,7 @@
           <w:color w:val="404040"/>
           <w:sz w:val="18"/>
         </w:rPr>
-        <w:t>Table 3: Corridor training outcome per arm. Internal score and completion come from the selection seeds; the rendered column is seed 3001 as drawn by the renderer, which uses make_env rather than the evaluator's make_parallel_env, so it is indicative - the reported numbers are always the paired ones in Table 2.</w:t>
+        <w:t>Table 3: Corridor training outcome per arm. Internal score and completion come from the selection seeds (9001 to 9004 for PPO, 9001 and 9002 for A2C and DQN) and are not the 30-seed paired numbers, which are in Table 2. The rendered column and the behaviour column are read off Figure 4's labels and panels (seed 3001), which are drawn with make_env rather than the evaluator's make_parallel_env, so they are indicative only.</w:t>
       </w:r>
     </w:p>
     <w:p>
@@ -2344,7 +2360,7 @@
         <w:spacing w:after="120"/>
       </w:pPr>
       <w:r>
-        <w:t>The other two algorithms are the control for the claim that learning the crossing is not automatic. A2C oscillates between the reflex and a parked fleet (-0.0563 at 400k, -0.5746 with completion 0.087 at 800k, -0.0736 at 1.2M) and its best checkpoint never turns at a crossover. DQN with gamma = 0.999 collapses to parking by 800k and stays there, finishing with completion 0.000; its best checkpoint is 400k, where it still strands half the fleet. Neither arm was given the warm start, so the comparison isolates the recipe as well as the algorithm: on this map the reward alone does not pull a from-scratch learner to the crossing.</w:t>
+        <w:t>The other two algorithms are the control for the claim that learning the crossing is not automatic. A2C oscillates between the reflex and a parked fleet (-0.0563 at 400k, -0.5746 with completion 0.087 at 800k, -0.0736 at 1.2M) and, in the rendered episode, its best checkpoint never turns at a crossover. DQN with gamma = 0.999 collapses to parking by 800k and stays there, finishing with completion 0.000; its best checkpoint is 400k, where it still strands half the fleet. Neither arm was given the warm start, so the comparison isolates the recipe as well as the algorithm: on this map the reward alone does not pull a from-scratch learner to the crossing.</w:t>
       </w:r>
     </w:p>
     <w:p>
@@ -2397,7 +2413,7 @@
           <w:color w:val="404040"/>
           <w:sz w:val="18"/>
         </w:rPr>
-        <w:t>Figure 4: The four corridor arms on the same episode (seed 3001, step 232), cropped to the stretch where the two blockages land. The red X is a cell whose rail transitions were removed. Forward-only, A2C and DQN leave a queue behind the upper X; PPO's track ahead of it is clear because it changed at the previous crossover.</w:t>
+        <w:t>Figure 4: The four corridor arms on the same episode (seed 3001; step 232 for forward-only, PPO and A2C, step 300 for DQN where its queue has formed), cropped to the stretch where the two blockages land. The red X is a cell whose rail transitions were removed. Forward-only, A2C and DQN leave a queue behind the upper X; PPO's track ahead of it is clear because it changed at the previous crossover.</w:t>
       </w:r>
     </w:p>
     <w:p>
@@ -3559,7 +3575,7 @@
           <w:color w:val="404040"/>
           <w:sz w:val="18"/>
         </w:rPr>
-        <w:t>Table 4: Per-crossover decision audit over seeds 3000 and 3001. Blocked means an impassable cell ahead on the train's own row within 60 cells. The 20 missed turns at (5,59) are hazards beyond the next waypoint, correctly ignored.</w:t>
+        <w:t>Table 4: Per-crossover decision audit over seeds 3000 and 3001, shipped as results/crossing_audit_block.csv. Blocked means an impassable cell ahead on the train's own row within 60 cells. (5,59) is the only crossover with blocked visits that did not always turn (20 of 40); the CSV records counts rather than per-visit causes, so none is claimed.</w:t>
       </w:r>
     </w:p>
     <w:p>
@@ -3620,7 +3636,7 @@
         <w:spacing w:after="120"/>
       </w:pPr>
       <w:r>
-        <w:t>Of 101 agent-steps standing on a crossover with a blocked cell ahead, 81 produced a turn; of 202 with a clear track, none did. The audit records one decision per visit to a commit cell, so 81 turns over two seeds is about 40 diverts per episode. The row-change count, because the crossing is a ladder: a train goes from row 2 to row 3 and then from row 3 to row 4 one step later. The behaviour is therefore state-dependent, not a blanket lane swap, and the A2C and DQN animations in Figure 4 show what the blanket alternative looks like.</w:t>
+        <w:t>Of 101 agent-steps standing on a crossover with a blocked cell ahead, 81 produced a turn; of 202 with a clear track, none did. The audit records one decision per visit to a commit cell, so 81 turns over two seeds is about 40 diverts per episode, and the rate is not uniform: five crossovers turn on every blocked visit and (5,59) on 20 of 40. The behaviour is therefore state-dependent, not a blanket lane swap, and the A2C and DQN animations in Figure 4 show what the blanket alternative looks like.</w:t>
       </w:r>
     </w:p>
     <w:p>
@@ -4345,7 +4361,7 @@
         <w:spacing w:after="60"/>
       </w:pPr>
       <w:r>
-        <w:t>The warm start inherits the teacher's rule, so the policy cannot beat the teacher's ceiling of -0.0005. The claim is that it reaches the local optimum, not that it exceeds it.</w:t>
+        <w:t>The warm start inherits the teacher's rule, so the policy cannot beat the teacher's own score of -0.0005 (results/all_arms.md). The claim is that it reaches that local optimum, not that it exceeds it.</w:t>
       </w:r>
     </w:p>
     <w:p>
@@ -5070,7 +5086,7 @@
           <w:color w:val="404040"/>
           <w:sz w:val="18"/>
         </w:rPr>
-        <w:t>Table A1: The sixteen analysis modules on a live path, of twenty shipped scripts (the rest are the report builders). The notebook imports five directly; the rest are command-line entry points. The notebook, not the scripts, is the graded artefact.</w:t>
+        <w:t>Table A1: The modules this report depends on, fifteen analysis modules plus this document's builder, out of twenty shipped scripts (eighteen analysis, two report builders). The notebook imports five directly; the rest are command-line entry points. The notebook, not the scripts, is the graded artefact.</w:t>
       </w:r>
     </w:p>
     <w:p>

--- a/report/RailTech-A3-Report.docx
+++ b/report/RailTech-A3-Report.docx
@@ -495,7 +495,7 @@
         <w:spacing w:after="60"/>
       </w:pPr>
       <w:r>
-        <w:t>Paired evaluation and reporting: every arm and its baseline on the same 30 held-out seeds (3000 to 3029), scored on the untouched metric, with an exact sign test.</w:t>
+        <w:t>Paired evaluation and reporting: the corridor arm and its baseline on the same 30 held-out seeds (3000 to 3029), scored on the untouched metric, with an exact sign test.</w:t>
       </w:r>
     </w:p>
     <w:p>
@@ -511,7 +511,7 @@
         <w:spacing w:after="120"/>
       </w:pPr>
       <w:r>
-        <w:t>The notebook is both the deliverable and the assembly point. It installs the dependencies, defines the scenarios, the observation builder, the environment factory, the baseline, the training loop and the evaluator, and imports the shared modules in scripts/ instead of duplicating them, so the notebook, the training scripts and the reported tables cannot drift apart in the sense that matters: one environment definition, one observation, one regime, one evaluator. Rendered frames are drawn with make_env while evaluation uses make_parallel_env, so a rendered score is indicative and every reported number comes from eval_pair. Twenty scripts ship (eighteen analysis, two report builders); Appendix A maps the modules that matter, and the notebook is the only entry point outside scripts/, calling them rather than re-implementing them.</w:t>
+        <w:t>The notebook is both the deliverable and the assembly point. It installs the dependencies, defines the scenarios, the observation builder, the environment factory, the baseline, the training loop and the evaluator, and imports the shared modules in scripts/ instead of duplicating them, so the notebook, the training scripts and the reported tables cannot drift apart in the sense that matters: one environment definition, one observation, one regime, one evaluator for the reported pairs. Rendered frames are drawn with make_env while evaluation uses make_parallel_env, so a rendered score is indicative and every reported paired number comes from eval_pair; the internal scores in Table 3 come from the training scripts' own evaluator, and the Table 4 counts from crossing_audit.py. Twenty scripts ship (eighteen analysis, two report builders); Appendix A maps the modules that matter, and the notebook is the only entry point outside scripts/, calling them rather than re-implementing them.</w:t>
       </w:r>
     </w:p>
     <w:p>
@@ -681,7 +681,7 @@
         <w:spacing w:after="120"/>
       </w:pPr>
       <w:r>
-        <w:t>Why a train-borne failure is not neutral. Firing a failure when a train reaches a cell makes the disruption a function of the policy's own trajectory, with two failure modes. A policy that reroutes early can prevent the incident from firing at all: the rerouting checkpoint measured here produced 0 of 2 incidents on the internal seeds, and its delayed score was bit-identical to the no-disruption episode. And placing the failure anywhere between a station's escape crossover and its platform usually puts it where every follower has already passed the crossover: in the retired band regime none of the 9 sampled incidents left a train on the approach side, so there was no decision to make (results/all_arms.md).</w:t>
+        <w:t>Why a train-borne failure is not neutral. Firing a failure when a train reaches a cell makes the disruption a function of the policy's own trajectory, with two failure modes. A policy that reroutes early can prevent the incident from firing at all: in our own testing a rerouting checkpoint fired none of the incidents it was given and scored exactly as it did with no disruption, which is recorded in results/all_arms.md as a log observation because that checkpoint is not shipped. And placing the failure anywhere between a station's escape crossover and its platform usually puts it where every follower has already passed the crossover: in the retired band regime none of the 9 sampled incidents left a train on the approach side, so there was no decision to make (results/all_arms.md).</w:t>
       </w:r>
     </w:p>
     <w:p>
@@ -689,7 +689,7 @@
         <w:spacing w:after="120"/>
       </w:pPr>
       <w:r>
-        <w:t>The exogenous design. On the corridor a blockage removes a cell's rail transitions outright at a seed-drawn step and restores them after 400 steps, so it exists whether or not a train goes near it. Two are drawn per episode, one per direction, from the cells just past each commit crossover; the pool spans both up rows (2 and 4) and the down-local row (5), because the down-suburban row carries no commit crossover. A blockage on up_local just past Central catches a train that changed track at Burwood to dodge a blockage on up_sub. Activation is deferred while a cell is occupied, because removing the transitions under a standing train would strand it permanently. Both arms are therefore given the same cells at the same seed-drawn steps; because activation waits for an occupied cell to clear (at most 60 steps), the fired step can shift slightly between arms, and the pairing is by seed and blockage plan rather than by step index.</w:t>
+        <w:t>The exogenous design. On the corridor a blockage removes a cell's rail transitions outright at a seed-drawn step and restores them after 400 steps, so it exists whether or not a train goes near it. Two are drawn per episode, one per direction, from the cells just past each commit crossover; the pool spans both up rows (2 and 4) and the down-local row (5), because the down-suburban row carries no commit crossover. A blockage on up_local just past Central catches a train that changed track at Burwood to dodge a blockage on up_sub. Activation is deferred while a cell is occupied, because removing the transitions under a standing train would strand it permanently; if the cell stays occupied for 60 steps the incident is dropped rather than fired. Both arms are therefore given the same cells at the same seed-drawn steps; because activation waits for an occupied cell to clear (at most 60 steps), the fired step can shift slightly between arms, and the pairing is by seed and blockage plan rather than by step index.</w:t>
       </w:r>
     </w:p>
     <w:p>
@@ -697,7 +697,7 @@
         <w:spacing w:after="120"/>
       </w:pPr>
       <w:r>
-        <w:t>Duration is the lever that makes crossing pay. The detour between the two up tracks costs two cells, so a blockage shorter than that is not worth avoiding. The shipped regime holds a cell for 400 steps, about 40 per cent of an episode, which is the regime the reported arm was trained and evaluated on.</w:t>
+        <w:t>Duration is the lever that makes crossing pay. The detour between the two up tracks costs two cells, so a blockage shorter than that is not worth avoiding. The shipped regime holds a cell for 400 steps, 40 per cent of the 999-step budget and half of the 796-step episode the corridor actually runs, which is the regime the reported arm was trained and evaluated on.</w:t>
       </w:r>
     </w:p>
     <w:p>
@@ -721,7 +721,7 @@
         <w:spacing w:after="120"/>
       </w:pPr>
       <w:r>
-        <w:t>The regime and the policy are CPU-bound. Flatland steps the fleet in Python and the 1032-d tree observation is rebuilt for every agent at every step, so the network is not the bottleneck. The shipped corridor run took 1,865 s for 1,224,704 timesteps including thirteen four-episode evaluations (runs/xb_b/eval.csv), about 660 environment steps per second, and once startup is paid each evaluation interval costs a steady 145 to 155 s, so the evaluator rather than the optimiser sets the wall clock. We could not run this PettingZoo stack under SubprocVecEnv at all (it hangs at reset in our runs), so every timing here is single-process. The shipped notebook and all figures in this report were executed on an aarch64 Oracle relay (2 vCPU, 11 GB, Python 3.11.17, torch 2.14.1, flatland 4.3.0, SB3 2.9.0), which is also the host of record for the project; the twelve tests pass there (results/test_run.txt).</w:t>
+        <w:t>The regime and the policy are CPU-bound. Flatland steps the fleet in Python and the 1032-d tree observation is rebuilt for every agent at every step, so the network is not the bottleneck. The shipped corridor run took 1,865 s for 1,224,704 timesteps including thirteen four-episode evaluations (runs/xb_b/eval.csv), about 660 environment steps per second, and once startup is paid each evaluation interval costs about 146 s (nine of eleven within 145 to 155 s, the other two 118 s and 181 s), so the evaluator rather than the optimiser sets the wall clock. We could not run this PettingZoo stack under SubprocVecEnv at all (it hangs at reset in our runs), so every timing here is single-process. The shipped corridor run was trained on an x86_64 workstation with an RTX 3080 (system_info recorded in runs/xb_b/best_model.zip: Linux 7.2.10, Python 3.11.17, torch 2.14.1+cu130, SB3 2.9.0); the notebook and the figures also run unchanged on an aarch64 Oracle relay (2 vCPU, 11 GB) at the same versions, where the twelve tests pass (results/test_run.txt).</w:t>
       </w:r>
     </w:p>
     <w:p>
@@ -737,7 +737,7 @@
         <w:spacing w:after="120"/>
       </w:pPr>
       <w:r>
-        <w:t>This section reports the delayed condition, which is the only condition with headroom. With no disruption the corridor baseline is on time and scores exactly 0.0000, and so does the trained arm (results/clean_normal.csv), so a normal-condition comparison has nothing to explain.</w:t>
+        <w:t>This section reports the disrupted condition - the block regime on the corridor, train-borne failures on the junction - which is the only condition with headroom. With no disruption the corridor baseline is on time and scores exactly 0.0000, and so does the trained arm (results/clean_normal.csv), so a normal-condition comparison has nothing to explain.</w:t>
       </w:r>
     </w:p>
     <w:p>
@@ -1862,7 +1862,7 @@
         <w:spacing w:after="120"/>
       </w:pPr>
       <w:r>
-        <w:t>PPO improves the score from -0.0662 to -0.0005, a mean paired gain of +0.0657 with a median of +0.0648. It wins all 30 seeds and every train completes in both arms, so the gain is punctuality rather than cancellation: total lateness falls from 3321 steps to effectively zero. The on-time share moves only from 0.625 to 0.635, because the same trains are affected in both arms; the policy makes them less late rather than making different trains late.</w:t>
+        <w:t>PPO improves the score from -0.0662 to -0.0005, a mean paired gain of +0.0657 with a median of +0.0648. It wins all 30 seeds and every train completes in both arms, so the gain is punctuality rather than cancellation: total lateness falls from 3321 steps to effectively zero. The on-time share moves only from 0.625 to 0.635: the gain is in how late the affected trains are, not in which trains complete.</w:t>
       </w:r>
     </w:p>
     <w:p>
@@ -1870,7 +1870,7 @@
         <w:spacing w:after="120"/>
       </w:pPr>
       <w:r>
-        <w:t>Under the clean condition the same checkpoint is inert. On three seeds it scores 0.0000, exactly as the forward-only baseline does (results/clean_normal.csv), and the decision audit records 546 visits to a commit crossover with a clear track and not one turn (results/clean_audit.csv). With the blockage suppressed but the delayed deadlines kept, the arm is indistinguishable from the baseline: -0.0133 against -0.0165, a paired +0.0032 on three seeds, 3 of 3 but p = 0.25 (results/clean_delayed_none.csv). The crossings in Table 4 therefore belong to the blockage, not to the policy's habit.</w:t>
+        <w:t>Under the clean condition the same checkpoint is inert. On three seeds it scores 0.0000, exactly as the forward-only baseline does (results/clean_normal.csv), and the decision audit records 546 visits to a commit crossover with a clear track and not one turn (results/clean_audit.csv). With the blockage suppressed but the Poisson malfunction layer left on, the arm is indistinguishable from the baseline: it scores -0.0133 against -0.0165, a paired +0.0032 on three seeds, 3 of 3 but p = 0.25 (results/clean_delayed_none.csv). The crossings in Table 4 therefore belong to the blockage, not to the policy's habit.</w:t>
       </w:r>
     </w:p>
     <w:tbl>
@@ -3636,7 +3636,7 @@
         <w:spacing w:after="120"/>
       </w:pPr>
       <w:r>
-        <w:t>Of 101 agent-steps standing on a crossover with a blocked cell ahead, 81 produced a turn; of 202 with a clear track, none did. The audit records one decision per visit to a commit cell, so 81 turns over two seeds is about 40 diverts per episode, and the rate is not uniform: five crossovers turn on every blocked visit and (5,59) on 20 of 40. The behaviour is therefore state-dependent, not a blanket lane swap, and the A2C and DQN animations in Figure 4 show what the blanket alternative looks like.</w:t>
+        <w:t>Of 101 agent-steps standing on a crossover with a blocked cell ahead, 81 produced a turn; of 202 with a clear track, none did. The audit records one decision per visit to a commit cell, so 81 turns over two seeds is about 40 diverts per episode, and the rate is not uniform: four crossovers turn on every blocked visit and (5,59) on 20 of 40. The behaviour is therefore state-dependent, not a blanket lane swap, and the A2C and DQN animations in Figure 4 show what the blanket alternative looks like.</w:t>
       </w:r>
     </w:p>
     <w:p>
@@ -4384,6 +4384,15 @@
     </w:p>
     <w:p>
       <w:pPr>
+        <w:pStyle w:val="ListBullet"/>
+        <w:spacing w:after="60"/>
+      </w:pPr>
+      <w:r>
+        <w:t>The 30 held-out seeds vary the blockage placement only: fleet, timetable and deterministic actions are fixed, and a single training seed per arm was run. The mean delta is reported with a sign test but without a confidence interval, and no corridor arm is compared against the stronger scripted distance-map baseline.</w:t>
+      </w:r>
+    </w:p>
+    <w:p>
+      <w:pPr>
         <w:pStyle w:val="Heading1"/>
       </w:pPr>
       <w:r>
@@ -5070,7 +5079,7 @@
               <w:rPr>
                 <w:sz w:val="18"/>
               </w:rPr>
-              <w:t>This document, from the shipped figures and CSVs</w:t>
+              <w:t>This document; table values are copied from the shipped CSVs, figures from make_report_figures.py</w:t>
             </w:r>
           </w:p>
         </w:tc>
@@ -5220,6 +5229,32 @@
           <w:sz w:val="17"/>
         </w:rPr>
         <w:t>python scripts/render_policy_gif.py --markers block --model runs/xb_b/best_model.zip --scenario network-simple-compact --seed 3001 --incidents 2 --stride 1 --width 4200 --out results/figures/corridor_ppo_block.gif</w:t>
+      </w:r>
+    </w:p>
+    <w:p>
+      <w:pPr>
+        <w:spacing w:after="80"/>
+        <w:ind w:left="227"/>
+      </w:pPr>
+      <w:r>
+        <w:rPr>
+          <w:rFonts w:ascii="Consolas" w:hAnsi="Consolas"/>
+          <w:sz w:val="17"/>
+        </w:rPr>
+        <w:t>python scripts/eval_pair.py --scenario network-simple-compact --conditions normal --baseline forward --priority --observation-radius 50 --model runs/xb_b/best_model.zip --seeds 3000,3001,3002 --out results/clean_normal.csv</w:t>
+      </w:r>
+    </w:p>
+    <w:p>
+      <w:pPr>
+        <w:spacing w:after="80"/>
+        <w:ind w:left="227"/>
+      </w:pPr>
+      <w:r>
+        <w:rPr>
+          <w:rFonts w:ascii="Consolas" w:hAnsi="Consolas"/>
+          <w:sz w:val="17"/>
+        </w:rPr>
+        <w:t>python scripts/crossing_audit.py decisions --variant none --model runs/xb_b/best_model.zip --seeds 3000,3001,3002 --out results/clean_audit.csv</w:t>
       </w:r>
     </w:p>
     <w:p>

--- a/report/RailTech-A3-Report.docx
+++ b/report/RailTech-A3-Report.docx
@@ -270,7 +270,7 @@
         <w:spacing w:after="120"/>
       </w:pPr>
       <w:r>
-        <w:t>This report asks whether a learned policy can beat a schedule-following controller when a track becomes unavailable. Two Flatland scenarios are built from the October 2026 TfNSW GTFS feed: a four-track Central-Strathfield corridor with 52 scheduled movements and the Granville-Harris Park junction with 126. The contribution is as much methodological as empirical. A train-borne disruption layer fires only when a train reaches the chosen cell, so a policy that reroutes early can make the incident vanish: in our tests a rerouting checkpoint suppressed the incident and scored exactly as it did on a clean episode. The corridor therefore uses an exogenous blockage: a cell's rail transitions are removed for 400 steps at a seed-drawn time, so both arms face the same cells at the same planned steps. Under that regime, and across all three algorithms, only the warm-started PPO learns to change track: it improves the metric from -0.0662 to -0.0005, a paired gain of +0.0657 on 30 held-out seeds (30 of 30, p &lt; 1e-4) with every train completing, and on a clean network it scores 0.0000 and turns in none of 546 clear-track decisions. A2C drifts back to the forward reflex and DQN parks half the fleet. The junction remains a loss whose failure mode changed with the observation: the selected checkpoint now dispatches and jams (-0.2400, with 59 of 126 trains completing) instead of parking (-0.0251, 0 of 126), and it still finishes behind the scripted route follower (-0.1823, 126 of 126), because the metric charges a cancellation less than a jammed dispatch.</w:t>
+        <w:t>This report asks whether a learned policy can beat a schedule-following controller when a track becomes unavailable. Two Flatland scenarios are built from the October 2026 TfNSW GTFS feed: a four-track Central-Strathfield corridor with 52 scheduled movements and the Granville-Harris Park junction with 126. The contribution is as much methodological as empirical. A train-borne disruption layer fires only when a train reaches the chosen cell, so a policy that reroutes early can make the incident vanish: in our tests a rerouting checkpoint suppressed the incident and scored exactly as it did on a clean episode. The corridor therefore uses an exogenous blockage: a cell's rail transitions are removed for 400 steps at a seed-drawn time, so both arms face the same cells at the same planned steps. Under that regime, and across all three algorithms, only the warm-started PPO learns to change track: it improves the metric from -0.0662 to -0.0005, a paired gain of +0.0657 on 30 held-out seeds (30 of 30, p &lt; 1e-4) with every train completing, and on a clean network it scores 0.0000 and turns in none of 546 clear-track decisions. A2C never learns the crossing (best checkpoint -0.0563) and DQN parks half the fleet. The junction remains a loss whose failure mode changed with the observation: the selected checkpoint now dispatches and jams (-0.2400, with 59 of 126 trains completing) instead of parking (-0.0251, 0 of 126), and it still finishes behind the scripted route follower (-0.1823, 126 of 126), because the metric charges a cancellation less than a jammed dispatch.</w:t>
       </w:r>
     </w:p>
     <w:p>
@@ -347,7 +347,7 @@
         <w:spacing w:after="60"/>
       </w:pPr>
       <w:r>
-        <w:t>A three-algorithm comparison on the same regime: only the warm-started PPO reroutes; A2C returns to the reflex and DQN parks half the fleet.</w:t>
+        <w:t>A three-algorithm comparison on the same regime: only the warm-started PPO reroutes; A2C stays near the baseline without learning the crossing, and DQN parks half the fleet.</w:t>
       </w:r>
     </w:p>
     <w:p>
@@ -721,7 +721,7 @@
         <w:spacing w:after="120"/>
       </w:pPr>
       <w:r>
-        <w:t>The regime and the policy are CPU-bound. Flatland steps the fleet in Python and the 1032-d tree observation is rebuilt for every agent at every step, so the network is not the bottleneck. The shipped corridor run took 1,865 s for 1,224,704 timesteps including thirteen four-episode evaluations (runs/xb_b/eval.csv), about 660 environment steps per second, and once startup is paid each evaluation interval costs about 146 s (nine of eleven within 145 to 155 s, the other two 118 s and 181 s), so the evaluator rather than the optimiser sets the wall clock. We could not run this PettingZoo stack under SubprocVecEnv at all (it hangs at reset in our runs), so every timing here is single-process. The shipped corridor run was trained on an x86_64 workstation with an RTX 3080 (system_info recorded in runs/xb_b/best_model.zip: Linux 7.2.10, Python 3.11.17, torch 2.14.1+cu130, SB3 2.9.0); the notebook and the figures also run unchanged on an aarch64 Oracle relay (2 vCPU, 11 GB) at the same versions, where the twelve tests pass (results/test_run.txt).</w:t>
+        <w:t>The regime and the policy are CPU-bound. Flatland steps the fleet in Python and the 1032-d tree observation is rebuilt for every agent at every step, so the network is not the bottleneck. The shipped corridor run took 1,865 s for 1,224,704 timesteps including thirteen four-episode evaluations (runs/xb_b/eval.csv), about 660 environment steps per second, and once startup is paid each evaluation interval costs about 148 s (nine of eleven between 143 and 155 s, the remaining two 118 s and 181 s), so the evaluator rather than the optimiser sets the wall clock. We could not run this PettingZoo stack under SubprocVecEnv at all (it hangs at reset in our runs), so every timing here is single-process. The shipped corridor run was trained on an x86_64 workstation with an RTX 3080 (system_info recorded in runs/xb_b/best_model.zip: Linux 7.2.10, Python 3.11.17, torch 2.14.1+cu130, SB3 2.9.0); the same stack also runs unchanged on the aarch64 Oracle relay (2 vCPU, 11 GB) used for development in this project, where the twelve tests pass (results/test_run.txt).</w:t>
       </w:r>
     </w:p>
     <w:p>
@@ -1881,12 +1881,11 @@
         <w:tblLook w:firstColumn="1" w:firstRow="1" w:lastColumn="0" w:lastRow="0" w:noHBand="0" w:noVBand="1" w:val="04A0"/>
       </w:tblPr>
       <w:tblGrid>
-        <w:gridCol w:w="1550"/>
-        <w:gridCol w:w="1550"/>
-        <w:gridCol w:w="1550"/>
-        <w:gridCol w:w="1550"/>
-        <w:gridCol w:w="1550"/>
-        <w:gridCol w:w="1550"/>
+        <w:gridCol w:w="1860"/>
+        <w:gridCol w:w="1860"/>
+        <w:gridCol w:w="1860"/>
+        <w:gridCol w:w="1860"/>
+        <w:gridCol w:w="1860"/>
       </w:tblGrid>
       <w:tr>
         <w:trPr>
@@ -1895,7 +1894,7 @@
         </w:trPr>
         <w:tc>
           <w:tcPr>
-            <w:tcW w:type="dxa" w:w="1814"/>
+            <w:tcW w:type="dxa" w:w="1928"/>
             <w:shd w:val="clear" w:color="auto" w:fill="1F3864"/>
           </w:tcPr>
           <w:p>
@@ -1915,7 +1914,7 @@
         </w:tc>
         <w:tc>
           <w:tcPr>
-            <w:tcW w:type="dxa" w:w="1474"/>
+            <w:tcW w:type="dxa" w:w="1587"/>
             <w:shd w:val="clear" w:color="auto" w:fill="1F3864"/>
           </w:tcPr>
           <w:p>
@@ -1935,7 +1934,7 @@
         </w:tc>
         <w:tc>
           <w:tcPr>
-            <w:tcW w:type="dxa" w:w="1361"/>
+            <w:tcW w:type="dxa" w:w="1474"/>
             <w:shd w:val="clear" w:color="auto" w:fill="1F3864"/>
           </w:tcPr>
           <w:p>
@@ -1955,7 +1954,7 @@
         </w:tc>
         <w:tc>
           <w:tcPr>
-            <w:tcW w:type="dxa" w:w="1134"/>
+            <w:tcW w:type="dxa" w:w="1247"/>
             <w:shd w:val="clear" w:color="auto" w:fill="1F3864"/>
           </w:tcPr>
           <w:p>
@@ -1975,7 +1974,7 @@
         </w:tc>
         <w:tc>
           <w:tcPr>
-            <w:tcW w:type="dxa" w:w="1474"/>
+            <w:tcW w:type="dxa" w:w="3402"/>
             <w:shd w:val="clear" w:color="auto" w:fill="1F3864"/>
           </w:tcPr>
           <w:p>
@@ -1989,27 +1988,7 @@
                 <w:color w:val="FFFFFF"/>
                 <w:sz w:val="18"/>
               </w:rPr>
-              <w:t>Rendered episode</w:t>
-            </w:r>
-          </w:p>
-        </w:tc>
-        <w:tc>
-          <w:tcPr>
-            <w:tcW w:type="dxa" w:w="2041"/>
-            <w:shd w:val="clear" w:color="auto" w:fill="1F3864"/>
-          </w:tcPr>
-          <w:p>
-            <w:pPr>
-              <w:spacing w:before="20" w:after="20"/>
-            </w:pPr>
-            <w:r/>
-            <w:r>
-              <w:rPr>
-                <w:b/>
-                <w:color w:val="FFFFFF"/>
-                <w:sz w:val="18"/>
-              </w:rPr>
-              <w:t>Behaviour</w:t>
+              <w:t>Behaviour in Figure 4</w:t>
             </w:r>
           </w:p>
         </w:tc>
@@ -2020,7 +1999,7 @@
         </w:trPr>
         <w:tc>
           <w:tcPr>
-            <w:tcW w:type="dxa" w:w="1814"/>
+            <w:tcW w:type="dxa" w:w="1928"/>
           </w:tcPr>
           <w:p>
             <w:pPr>
@@ -2037,7 +2016,7 @@
         </w:tc>
         <w:tc>
           <w:tcPr>
-            <w:tcW w:type="dxa" w:w="1474"/>
+            <w:tcW w:type="dxa" w:w="1587"/>
           </w:tcPr>
           <w:p>
             <w:pPr>
@@ -2054,7 +2033,7 @@
         </w:tc>
         <w:tc>
           <w:tcPr>
-            <w:tcW w:type="dxa" w:w="1361"/>
+            <w:tcW w:type="dxa" w:w="1474"/>
           </w:tcPr>
           <w:p>
             <w:pPr>
@@ -2071,7 +2050,7 @@
         </w:tc>
         <w:tc>
           <w:tcPr>
-            <w:tcW w:type="dxa" w:w="1134"/>
+            <w:tcW w:type="dxa" w:w="1247"/>
           </w:tcPr>
           <w:p>
             <w:pPr>
@@ -2088,24 +2067,7 @@
         </w:tc>
         <w:tc>
           <w:tcPr>
-            <w:tcW w:type="dxa" w:w="1474"/>
-          </w:tcPr>
-          <w:p>
-            <w:pPr>
-              <w:spacing w:before="20" w:after="20"/>
-            </w:pPr>
-            <w:r/>
-            <w:r>
-              <w:rPr>
-                <w:sz w:val="18"/>
-              </w:rPr>
-              <w:t>-0.001</w:t>
-            </w:r>
-          </w:p>
-        </w:tc>
-        <w:tc>
-          <w:tcPr>
-            <w:tcW w:type="dxa" w:w="2041"/>
+            <w:tcW w:type="dxa" w:w="3402"/>
           </w:tcPr>
           <w:p>
             <w:pPr>
@@ -2127,7 +2089,7 @@
         </w:trPr>
         <w:tc>
           <w:tcPr>
-            <w:tcW w:type="dxa" w:w="1814"/>
+            <w:tcW w:type="dxa" w:w="1928"/>
             <w:shd w:val="clear" w:color="auto" w:fill="F2F5FA"/>
           </w:tcPr>
           <w:p>
@@ -2145,7 +2107,7 @@
         </w:tc>
         <w:tc>
           <w:tcPr>
-            <w:tcW w:type="dxa" w:w="1474"/>
+            <w:tcW w:type="dxa" w:w="1587"/>
             <w:shd w:val="clear" w:color="auto" w:fill="F2F5FA"/>
           </w:tcPr>
           <w:p>
@@ -2163,7 +2125,7 @@
         </w:tc>
         <w:tc>
           <w:tcPr>
-            <w:tcW w:type="dxa" w:w="1361"/>
+            <w:tcW w:type="dxa" w:w="1474"/>
             <w:shd w:val="clear" w:color="auto" w:fill="F2F5FA"/>
           </w:tcPr>
           <w:p>
@@ -2181,7 +2143,7 @@
         </w:tc>
         <w:tc>
           <w:tcPr>
-            <w:tcW w:type="dxa" w:w="1134"/>
+            <w:tcW w:type="dxa" w:w="1247"/>
             <w:shd w:val="clear" w:color="auto" w:fill="F2F5FA"/>
           </w:tcPr>
           <w:p>
@@ -2199,7 +2161,7 @@
         </w:tc>
         <w:tc>
           <w:tcPr>
-            <w:tcW w:type="dxa" w:w="1474"/>
+            <w:tcW w:type="dxa" w:w="3402"/>
             <w:shd w:val="clear" w:color="auto" w:fill="F2F5FA"/>
           </w:tcPr>
           <w:p>
@@ -2211,25 +2173,7 @@
               <w:rPr>
                 <w:sz w:val="18"/>
               </w:rPr>
-              <w:t>-0.082</w:t>
-            </w:r>
-          </w:p>
-        </w:tc>
-        <w:tc>
-          <w:tcPr>
-            <w:tcW w:type="dxa" w:w="2041"/>
-            <w:shd w:val="clear" w:color="auto" w:fill="F2F5FA"/>
-          </w:tcPr>
-          <w:p>
-            <w:pPr>
-              <w:spacing w:before="20" w:after="20"/>
-            </w:pPr>
-            <w:r/>
-            <w:r>
-              <w:rPr>
-                <w:sz w:val="18"/>
-              </w:rPr>
-              <w:t>reflex-like, no crossing in the panel</w:t>
+              <w:t>no crossing in the panel</w:t>
             </w:r>
           </w:p>
         </w:tc>
@@ -2240,7 +2184,7 @@
         </w:trPr>
         <w:tc>
           <w:tcPr>
-            <w:tcW w:type="dxa" w:w="1814"/>
+            <w:tcW w:type="dxa" w:w="1928"/>
           </w:tcPr>
           <w:p>
             <w:pPr>
@@ -2257,7 +2201,7 @@
         </w:tc>
         <w:tc>
           <w:tcPr>
-            <w:tcW w:type="dxa" w:w="1474"/>
+            <w:tcW w:type="dxa" w:w="1587"/>
           </w:tcPr>
           <w:p>
             <w:pPr>
@@ -2274,7 +2218,7 @@
         </w:tc>
         <w:tc>
           <w:tcPr>
-            <w:tcW w:type="dxa" w:w="1361"/>
+            <w:tcW w:type="dxa" w:w="1474"/>
           </w:tcPr>
           <w:p>
             <w:pPr>
@@ -2291,7 +2235,7 @@
         </w:tc>
         <w:tc>
           <w:tcPr>
-            <w:tcW w:type="dxa" w:w="1134"/>
+            <w:tcW w:type="dxa" w:w="1247"/>
           </w:tcPr>
           <w:p>
             <w:pPr>
@@ -2308,24 +2252,7 @@
         </w:tc>
         <w:tc>
           <w:tcPr>
-            <w:tcW w:type="dxa" w:w="1474"/>
-          </w:tcPr>
-          <w:p>
-            <w:pPr>
-              <w:spacing w:before="20" w:after="20"/>
-            </w:pPr>
-            <w:r/>
-            <w:r>
-              <w:rPr>
-                <w:sz w:val="18"/>
-              </w:rPr>
-              <w:t>-0.377</w:t>
-            </w:r>
-          </w:p>
-        </w:tc>
-        <w:tc>
-          <w:tcPr>
-            <w:tcW w:type="dxa" w:w="2041"/>
+            <w:tcW w:type="dxa" w:w="3402"/>
           </w:tcPr>
           <w:p>
             <w:pPr>
@@ -2352,7 +2279,7 @@
           <w:color w:val="404040"/>
           <w:sz w:val="18"/>
         </w:rPr>
-        <w:t>Table 3: Corridor training outcome per arm. Internal score and completion come from the selection seeds (9001 to 9004 for PPO, 9001 and 9002 for A2C and DQN) and are not the 30-seed paired numbers, which are in Table 2. The rendered column and the behaviour column are read off Figure 4's labels and panels (seed 3001), which are drawn with make_env rather than the evaluator's make_parallel_env, so they are indicative only.</w:t>
+        <w:t>Table 3: Corridor training outcome per arm. Score and completion are the selection-seed numbers (9001 to 9004 for PPO, 9001 and 9002 for A2C and DQN), not the 30-seed paired numbers in Table 2. The behaviour column is a reading of the panels in Figure 4, which are rendered with make_env rather than the evaluator's make_parallel_env; the panel labels are the renderer's own episode scores and are quoted only there, not in this table.</w:t>
       </w:r>
     </w:p>
     <w:p>
@@ -2360,7 +2287,7 @@
         <w:spacing w:after="120"/>
       </w:pPr>
       <w:r>
-        <w:t>The other two algorithms are the control for the claim that learning the crossing is not automatic. A2C oscillates between the reflex and a parked fleet (-0.0563 at 400k, -0.5746 with completion 0.087 at 800k, -0.0736 at 1.2M) and, in the rendered episode, its best checkpoint never turns at a crossover. DQN with gamma = 0.999 collapses to parking by 800k and stays there, finishing with completion 0.000; its best checkpoint is 400k, where it still strands half the fleet. Neither arm was given the warm start, so the comparison isolates the recipe as well as the algorithm: on this map the reward alone does not pull a from-scratch learner to the crossing.</w:t>
+        <w:t>The other two algorithms are the control for the claim that learning the crossing is not automatic. A2C oscillates between a near-baseline score and a parked fleet (-0.0563 at 400k, -0.5746 with completion 0.087 at 800k, -0.0736 at 1.2M) and, in the rendered episode, its best checkpoint never turns at a crossover. DQN with gamma = 0.999 collapses to parking by 800k and stays there, finishing with completion 0.000; its best checkpoint is 400k, where it still strands half the fleet. Neither arm was given the warm start, so the comparison isolates the recipe as well as the algorithm: on this map the reward alone does not pull a from-scratch learner to the crossing.</w:t>
       </w:r>
     </w:p>
     <w:p>
@@ -5079,7 +5006,7 @@
               <w:rPr>
                 <w:sz w:val="18"/>
               </w:rPr>
-              <w:t>This document; table values are copied from the shipped CSVs, figures from make_report_figures.py</w:t>
+              <w:t>This document; numbers are copied by hand from the shipped CSVs and figures</w:t>
             </w:r>
           </w:p>
         </w:tc>
@@ -5111,7 +5038,7 @@
         <w:spacing w:after="120"/>
       </w:pPr>
       <w:r>
-        <w:t>All commands run from the repository root. Steps 1 and 2 build the corridor arm; the evaluation and audit steps use the shipped evidence.</w:t>
+        <w:t>All commands run from the repository root. Steps 1 and 2 rebuild the corridor checkpoint; the evaluation and audit steps then use it. runs/ is not tracked, so on a fresh clone either run steps 1 and 2 first or point --model at your own checkpoint.</w:t>
       </w:r>
     </w:p>
     <w:p>
@@ -5267,6 +5194,19 @@
           <w:rFonts w:ascii="Consolas" w:hAnsi="Consolas"/>
           <w:sz w:val="17"/>
         </w:rPr>
+        <w:t>python scripts/eval_pair.py --scenario network-simple-compact --conditions delayed --baseline forward --priority --observation-radius 50 --model runs/xb_b/best_model.zip --seeds 3000,3001,3002 --out results/clean_delayed_none.csv</w:t>
+      </w:r>
+    </w:p>
+    <w:p>
+      <w:pPr>
+        <w:spacing w:after="80"/>
+        <w:ind w:left="227"/>
+      </w:pPr>
+      <w:r>
+        <w:rPr>
+          <w:rFonts w:ascii="Consolas" w:hAnsi="Consolas"/>
+          <w:sz w:val="17"/>
+        </w:rPr>
         <w:t>python scripts/make_report_figures.py &amp;&amp; python scripts/build_report.py</w:t>
       </w:r>
     </w:p>
@@ -5288,7 +5228,7 @@
         <w:spacing w:after="120"/>
       </w:pPr>
       <w:r>
-        <w:t>Portability. The notebook, the figures and this report were produced on an aarch64 Oracle relay (2 vCPU, 11 GB) as well as on the x86 GPU box, with the same pinned stack; the tests and a training-plus-render smoke test pass on both. The environment is CPU-bound, so the relay is a valid host even without a GPU, and its 2 vCPU is the practical limit on running arms concurrently.</w:t>
+        <w:t>Portability. The reported training run and the clean-control evaluations ran on an x86_64 workstation with an RTX 3080 (system_info in runs/xb_b/best_model.zip, and the RTX box named in requirements.txt); the notebook, the figures and this report also run on an aarch64 Oracle relay (2 vCPU, 11 GB) with the same pinned stack, where the twelve tests pass (results/test_run.txt). The environment is CPU-bound, so the relay is a valid host even without a GPU, and its 2 vCPU is the practical limit on running arms concurrently.</w:t>
       </w:r>
     </w:p>
     <w:sectPr>

--- a/report/RailTech-A3-Report.docx
+++ b/report/RailTech-A3-Report.docx
@@ -388,7 +388,7 @@
         <w:spacing w:after="120"/>
       </w:pPr>
       <w:r>
-        <w:t>The workflow runs in seven stages, each with a defined input and output (Figure 1); the first two, service extraction and pre-processing, are described together below. The dashed arrow is deliberate: every change to the observation, reward or disruption regime was re-validated by re-running the same paired evaluation, so the report only contains numbers produced by the final configuration.</w:t>
+        <w:t>The workflow runs in seven stages, each with a defined input and output (Figure 1); the first two, service extraction and pre-processing, are described together below. The dashed arrow is deliberate: every change to the observation, reward or disruption regime was re-validated by re-running the same paired evaluation, so the report only contains numbers produced by the final configuration, with the two labelled junction rows of Table 5 as the one disclosed exception.</w:t>
       </w:r>
     </w:p>
     <w:p>
@@ -450,7 +450,7 @@
         <w:spacing w:after="60"/>
       </w:pPr>
       <w:r>
-        <w:t>Service extraction: the GTFS static feed (1.47 GB) is filtered to the Thursday 15 October 2026 service between 16:00 and 19:00, with link traversal times derived from the shapes.</w:t>
+        <w:t>Service extraction: the GTFS static feed (about 1.4 GB) is filtered to the Thursday 15 October 2026 service between 16:00 and 19:00, with link traversal times derived from the shapes.</w:t>
       </w:r>
     </w:p>
     <w:p>
@@ -721,7 +721,7 @@
         <w:spacing w:after="120"/>
       </w:pPr>
       <w:r>
-        <w:t>The regime and the policy are CPU-bound. Flatland steps the fleet in Python and the 1032-d tree observation is rebuilt for every agent at every step, so the network is not the bottleneck. The shipped corridor run took 1,865 s for 1,224,704 timesteps including thirteen four-episode evaluations (runs/xb_b/eval.csv), about 660 environment steps per second, and once startup is paid each evaluation interval costs about 148 s (nine of eleven between 143 and 155 s, the remaining two 118 s and 181 s), so the evaluator rather than the optimiser sets the wall clock. We could not run this PettingZoo stack under SubprocVecEnv at all (it hangs at reset in our runs), so every timing here is single-process. The shipped corridor run was trained on an x86_64 workstation with an RTX 3080 (system_info recorded in runs/xb_b/best_model.zip: Linux 7.2.10, Python 3.11.17, torch 2.14.1+cu130, SB3 2.9.0); the same stack also runs unchanged on the aarch64 Oracle relay (2 vCPU, 11 GB) used for development in this project, where the twelve tests pass (results/test_run.txt).</w:t>
+        <w:t>The regime and the policy are CPU-bound. Flatland steps the fleet in Python and the 1032-d tree observation is rebuilt for every agent at every step, so the network is not the bottleneck. The shipped corridor run took 1,865 s for 1,224,704 timesteps including thirteen four-episode evaluations (runs/xb_b/eval.csv), about 660 environment steps per second, and once startup is paid each evaluation interval costs about 148 s (nine of eleven between 143 and 155 s, the remaining two 118 s and 181 s), so the evaluator rather than the optimiser sets the wall clock. We could not run this PettingZoo stack under SubprocVecEnv at all (it hangs at reset in our runs), so every timing here is single-process. The shipped corridor run was trained on an x86_64 workstation with an RTX 3080 (system_info recorded in runs/xb_b/best_model.zip: Linux 7.2.10, Python 3.11.17, torch 2.14.1+cu130, SB3 2.9.0); the same stack also runs unchanged on the aarch64 Oracle relay (2 vCPU, 11 GB) used for development in this project; the twelve tests pass on both (results/test_run.txt).</w:t>
       </w:r>
     </w:p>
     <w:p>
@@ -1428,7 +1428,7 @@
         <w:spacing w:after="120"/>
       </w:pPr>
       <w:r>
-        <w:t>All arms are evaluated with deterministic actions on seeds 3000 to 3029. Because the baseline and the arm run on the same seed, the same env and the same blockages, the comparison is paired within seed: a delta is computed per seed and the report gives its mean, median, win count and an exact two-sided sign test. Training and checkpoint selection never see these seeds.</w:t>
+        <w:t>The corridor arm is evaluated with deterministic actions on seeds 3000 to 3029; A2C and DQN are reported from their selection seeds only, as Section 3.6 says. Because the baseline and the arm run on the same seed, the same env and the same blockages, the comparison is paired within seed: a delta is computed per seed and the report gives its mean, median, win count and an exact two-sided sign test. Training and checkpoint selection never see these seeds.</w:t>
       </w:r>
     </w:p>
     <w:p>
@@ -4174,7 +4174,7 @@
           <w:color w:val="404040"/>
           <w:sz w:val="18"/>
         </w:rPr>
-        <w:t>Table 5: Junction results. The first three rows are the recorded 30-seed runs from before the two observation features were added, and they are kept as measured: that policy parked the fleet. The last row is the current checkpoint selected by completion, which departs and jams; it is a two-seed evaluation shipped as results/junction_current.csv, whose arm score is identical on both seeds (its episode is seed-invariant, so treat it as one behaviour), while the 30-seed rows come from results/v2_*.csv. The two are not directly comparable and are labelled accordingly.</w:t>
+        <w:t>Table 5: Junction results. The first three rows are the recorded 30-seed runs from before the two observation features were added, and they are kept as measured: that policy parked the fleet. The last row is the current checkpoint selected by completion, which departs and jams; it is a two-seed evaluation shipped as results/junction_current.csv, whose arm score is identical on both seeds (its episode is seed-invariant, so treat it as one behaviour). The 30-seed rows are seed-invariant in the same way - one distinct arm score across 30 different baselines - so their 30 of 30 means one parked or jammed behaviour beating 30 baselines, not 30 independent trials. Those rows come from results/v2_*.csv; the two are not directly comparable and are labelled accordingly.</w:t>
       </w:r>
     </w:p>
     <w:p>
@@ -5228,7 +5228,7 @@
         <w:spacing w:after="120"/>
       </w:pPr>
       <w:r>
-        <w:t>Portability. The reported training run and the clean-control evaluations ran on an x86_64 workstation with an RTX 3080 (system_info in runs/xb_b/best_model.zip, and the RTX box named in requirements.txt); the notebook, the figures and this report also run on an aarch64 Oracle relay (2 vCPU, 11 GB) with the same pinned stack, where the twelve tests pass (results/test_run.txt). The environment is CPU-bound, so the relay is a valid host even without a GPU, and its 2 vCPU is the practical limit on running arms concurrently.</w:t>
+        <w:t>Portability. The reported training run and the clean-control evaluations ran on an x86_64 workstation with an RTX 3080 (system_info in runs/xb_b/best_model.zip, and the RTX box named in requirements.txt); the notebook, the figures and this report also run on an aarch64 Oracle relay (2 vCPU, 11 GB) with the same pinned stack; the twelve tests pass on both (results/test_run.txt). The environment is CPU-bound, so the relay is a valid host even without a GPU, and its 2 vCPU is the practical limit on running arms concurrently.</w:t>
       </w:r>
     </w:p>
     <w:sectPr>

--- a/report/RailTech-A3-Report.docx
+++ b/report/RailTech-A3-Report.docx
@@ -535,7 +535,7 @@
         <w:spacing w:after="120"/>
       </w:pPr>
       <w:r>
-        <w:t>Four design experiments fixed this architecture before the reported matrix was run. First, the reward: paid only at the end of an episode, a terminal charge of about 1000 arrives discounted to 0.37 of its size at the shipped gamma = 0.999, so the metric is paid as a potential instead, with the identity verified per agent and per term. Second, the observation horizon: at the default radius of 2 the distance features are effectively binary; at 50 they keep ordinal distance, which is what lets a train see a blockage far enough ahead to act. Third, the disruption layer: a train-borne failure that fires on arrival is suppressed by the very behaviour being measured. Fourth, the warm start: from a random initialisation none of the three algorithms finds the crossing, so the reported corridor arm is PPO fine-tuned from a behaviour-cloned detour baseline, and Section 3.3 shows what the two independent algorithms do instead.</w:t>
+        <w:t>Four design experiments fixed this architecture before the reported matrix was run. First, the reward: paid only at the end of an episode, a terminal charge of several hundred cost units arrives discounted to 0.37 of its size at the shipped gamma = 0.999, so the metric is paid as a potential instead, with the identity verified per agent and per term. Second, the observation horizon: at the default radius of 2 the distance features are effectively binary; at 50 they keep ordinal distance, which is what lets a train see a blockage far enough ahead to act. Third, the disruption layer: a train-borne failure that fires on arrival is suppressed by the very behaviour being measured. Fourth, the warm start: from a random initialisation none of the three algorithms finds the crossing, so the reported corridor arm is PPO fine-tuned from a behaviour-cloned detour baseline, and Section 3.3 shows what the two independent algorithms do instead.</w:t>
       </w:r>
     </w:p>
     <w:p>
@@ -551,7 +551,7 @@
         <w:spacing w:after="120"/>
       </w:pPr>
       <w:r>
-        <w:t>Flatland's own renderer is the interface. The assessment permits a renderer in place of a separate GUI, and using the simulator's renderer means every figure comes from the same process the agent is trained in, produced headlessly with the PIL backend so the figures are reproducible. It shows the rail grid with its switches and crossovers, one coloured marker per train, and a red X on every cell that may not be entered: an exogenous blockage on the corridor, a train standing in malfunction on the junction.</w:t>
+        <w:t>Flatland's own renderer is the interface. The assessment permits a renderer in place of a separate GUI, and using the simulator's renderer means every episode figure in this report comes from the same process the agent is trained in, produced headlessly with the PIL backend so the frames are reproducible; Figures 2 and 3 are plates of the two levels rendered the same way. It shows the rail grid with its switches and crossovers, one coloured marker per train, and a red X on every cell that may not be entered: an exogenous blockage on the corridor, a train standing in malfunction on the junction.</w:t>
       </w:r>
     </w:p>
     <w:p>
@@ -721,7 +721,7 @@
         <w:spacing w:after="120"/>
       </w:pPr>
       <w:r>
-        <w:t>The regime and the policy are CPU-bound. Flatland steps the fleet in Python and the 1032-d tree observation is rebuilt for every agent at every step, so the network is not the bottleneck. The shipped corridor run took 1,865 s for 1,224,704 timesteps including thirteen four-episode evaluations (runs/xb_b/eval.csv), about 660 environment steps per second, and once startup is paid each evaluation interval costs about 148 s (nine of eleven between 143 and 155 s, the remaining two 118 s and 181 s), so the evaluator rather than the optimiser sets the wall clock. We could not run this PettingZoo stack under SubprocVecEnv at all (it hangs at reset in our runs), so every timing here is single-process. The shipped corridor run was trained on an x86_64 workstation with an RTX 3080 (system_info recorded in runs/xb_b/best_model.zip: Linux 7.2.10, Python 3.11.17, torch 2.14.1+cu130, SB3 2.9.0); the same stack also runs unchanged on the aarch64 Oracle relay (2 vCPU, 11 GB) used for development in this project; the twelve tests pass on both (results/test_run.txt).</w:t>
+        <w:t>The regime and the policy are CPU-bound. Flatland steps the fleet in Python and the 1032-d tree observation is rebuilt for every agent at every step, so the network is not the bottleneck. The shipped corridor run took 1,865 s for 1,224,704 timesteps including thirteen four-episode evaluations (runs/xb_b/eval.csv), about 660 environment steps per second, and once startup is paid each evaluation interval costs about 148 s (nine of eleven between 143 and 155 s, the remaining two 118 s and 181 s), so the evaluator rather than the optimiser sets the wall clock. We could not run this PettingZoo stack under SubprocVecEnv at all (it hung at reset every time we tried), so every timing here is single-process. The shipped corridor run was trained on an x86_64 workstation with an RTX 3080 (system_info recorded in runs/xb_b/best_model.zip: Linux 7.2.10, Python 3.11.17, torch 2.14.1+cu130, SB3 2.9.0). The same stack is CPU-only, so it also ran on the aarch64 Oracle relay (2 vCPU, 11 GB) used for development in this project; the twelve tests pass (results/test_run.txt).</w:t>
       </w:r>
     </w:p>
     <w:p>
@@ -1281,7 +1281,7 @@
               <w:rPr>
                 <w:sz w:val="18"/>
               </w:rPr>
-              <w:t>3000 to 3029</w:t>
+              <w:t>3000 to 3029 (legacy rows); 3001, 3002 (current)</w:t>
             </w:r>
           </w:p>
         </w:tc>
@@ -5030,7 +5030,7 @@
         <w:pStyle w:val="Heading1"/>
       </w:pPr>
       <w:r>
-        <w:t>Appendix B  Reproducing the reported results</w:t>
+        <w:t>Appendix B  Reproducing the corridor results</w:t>
       </w:r>
     </w:p>
     <w:p>
@@ -5228,7 +5228,7 @@
         <w:spacing w:after="120"/>
       </w:pPr>
       <w:r>
-        <w:t>Portability. The reported training run and the clean-control evaluations ran on an x86_64 workstation with an RTX 3080 (system_info in runs/xb_b/best_model.zip, and the RTX box named in requirements.txt); the notebook, the figures and this report also run on an aarch64 Oracle relay (2 vCPU, 11 GB) with the same pinned stack; the twelve tests pass on both (results/test_run.txt). The environment is CPU-bound, so the relay is a valid host even without a GPU, and its 2 vCPU is the practical limit on running arms concurrently.</w:t>
+        <w:t>Portability. The reported training run and the clean-control evaluations ran on an x86_64 workstation with an RTX 3080 (system_info in runs/xb_b/best_model.zip, and the RTX box named in requirements.txt); the notebook, the figures and this report also run on an aarch64 Oracle relay (2 vCPU, 11 GB) with the same pinned stack; the twelve tests pass (results/test_run.txt). The environment is CPU-bound, so the relay is a valid host even without a GPU, and its 2 vCPU is the practical limit on running arms concurrently.</w:t>
       </w:r>
     </w:p>
     <w:sectPr>

--- a/report/RailTech-A3-Report.docx
+++ b/report/RailTech-A3-Report.docx
@@ -721,7 +721,7 @@
         <w:spacing w:after="120"/>
       </w:pPr>
       <w:r>
-        <w:t>The regime and the policy are CPU-bound. Flatland steps the fleet in Python and the 1032-d tree observation is rebuilt for every agent at every step, so the network is not the bottleneck. The shipped corridor run took 1,865 s for 1,224,704 timesteps including thirteen four-episode evaluations (runs/xb_b/eval.csv), about 660 environment steps per second, and once startup is paid each evaluation interval costs about 148 s (nine of eleven between 143 and 155 s, the remaining two 118 s and 181 s), so the evaluator rather than the optimiser sets the wall clock. We could not run this PettingZoo stack under SubprocVecEnv at all (it hung at reset every time we tried), so every timing here is single-process. The shipped corridor run was trained on an x86_64 workstation with an RTX 3080 (system_info recorded in runs/xb_b/best_model.zip: Linux 7.2.10, Python 3.11.17, torch 2.14.1+cu130, SB3 2.9.0). The same stack is CPU-only, so it also ran on the aarch64 Oracle relay (2 vCPU, 11 GB) used for development in this project; the twelve tests pass (results/test_run.txt).</w:t>
+        <w:t>The regime and the policy are CPU-bound. Flatland steps the fleet in Python and the 1032-d tree observation is rebuilt for every agent at every step, so the network is not the bottleneck. The shipped corridor run took 1,865 s for 1,224,704 timesteps including thirteen four-episode evaluations (runs/xb_b/eval.csv), about 660 environment steps per second, and once startup is paid each evaluation interval costs about 148 s (nine of eleven between 143 and 155 s, the remaining two 118 s and 181 s), so the evaluator rather than the optimiser sets the wall clock. We could not run this PettingZoo stack under SubprocVecEnv at all (it hung at reset every time we tried), so every timing here is single-process. The shipped corridor run was trained on an x86_64 workstation with an RTX 3080 (system_info recorded in runs/xb_b/best_model.zip: Linux 7.2.10, Python 3.11.17, torch 2.14.1+cu130, SB3 2.9.0). The same stack is CPU-only, so it also ran on the aarch64 Oracle relay (2 vCPU, 11 GB) used for development in this project; the sixteen tests pass (results/test_run.txt).</w:t>
       </w:r>
     </w:p>
     <w:p>
@@ -5228,7 +5228,7 @@
         <w:spacing w:after="120"/>
       </w:pPr>
       <w:r>
-        <w:t>Portability. The reported training run and the clean-control evaluations ran on an x86_64 workstation with an RTX 3080 (system_info in runs/xb_b/best_model.zip, and the RTX box named in requirements.txt); the notebook, the figures and this report also run on an aarch64 Oracle relay (2 vCPU, 11 GB) with the same pinned stack; the twelve tests pass (results/test_run.txt). The environment is CPU-bound, so the relay is a valid host even without a GPU, and its 2 vCPU is the practical limit on running arms concurrently.</w:t>
+        <w:t>Portability. The reported training run and the clean-control evaluations ran on an x86_64 workstation with an RTX 3080 (system_info in runs/xb_b/best_model.zip, and the RTX box named in requirements.txt); the notebook, the figures and this report also run on an aarch64 Oracle relay (2 vCPU, 11 GB) with the same pinned stack; the sixteen tests pass (results/test_run.txt). The environment is CPU-bound, so the relay is a valid host even without a GPU, and its 2 vCPU is the practical limit on running arms concurrently.</w:t>
       </w:r>
     </w:p>
     <w:sectPr>

--- a/report/RailTech-A3-Report.docx
+++ b/report/RailTech-A3-Report.docx
@@ -270,7 +270,7 @@
         <w:spacing w:after="120"/>
       </w:pPr>
       <w:r>
-        <w:t>This report asks whether a learned policy can beat a schedule-following controller when a track becomes unavailable. Two Flatland scenarios are built from the October 2026 TfNSW GTFS feed: a four-track Central-Strathfield corridor with 52 scheduled movements and the Granville-Harris Park junction with 126. The contribution is as much methodological as empirical. A train-borne disruption layer fires only when a train reaches the chosen cell, so a policy that reroutes early can make the incident vanish: in our tests a rerouting checkpoint suppressed the incident and scored exactly as it did on a clean episode. The corridor therefore uses an exogenous blockage: a cell's rail transitions are removed for 400 steps at a seed-drawn time, so both arms face the same cells at the same planned steps. Under that regime, and across all three algorithms, only the warm-started PPO learns to change track: it improves the metric from -0.0662 to -0.0005, a paired gain of +0.0657 on 30 held-out seeds (30 of 30, p &lt; 1e-4) with every train completing, and on a clean network it scores 0.0000 and turns in none of 546 clear-track decisions. A2C never learns the crossing (best checkpoint -0.0563) and DQN parks half the fleet. The junction remains a loss whose failure mode changed with the observation: the selected checkpoint now dispatches and jams (-0.2400, with 59 of 126 trains completing) instead of parking (-0.0251, 0 of 126), and it still finishes behind the scripted route follower (-0.1823, 126 of 126), because the metric charges a cancellation less than a jammed dispatch.</w:t>
+        <w:t>This report asks whether a learned policy can beat a schedule-following controller when a track becomes unavailable. Two Flatland scenarios are built from the October 2026 TfNSW GTFS feed: a four-track Central-Strathfield corridor with 52 scheduled movements and the Granville-Harris Park junction with 126. The contribution is as much methodological as empirical. A train-borne disruption layer fires only when a train reaches the chosen cell, so a policy that reroutes early can make the incident vanish: in our tests a rerouting checkpoint suppressed the incident and scored exactly as it did on a clean episode. The corridor therefore uses an exogenous blockage: a cell’s rail transitions are removed for 400 steps at a seed-drawn time, so both arms face the same cells at the same planned steps. Under that regime, and across all three algorithms, only the warm-started PPO learns to change track: it improves the metric from -0.0662 to -0.0005, a paired gain of +0.0657 on 30 held-out seeds (30 of 30, p &lt; 1e-4) with every train completing, and on a clean network it scores 0.0000 and turns in none of 546 clear-track decisions. A2C never learns the crossing (best checkpoint -0.0563) and DQN parks half the fleet. The junction remains a loss whose failure mode changed with the observation: the selected checkpoint now dispatches and jams (-0.2400, with 59 of 126 trains completing) instead of parking (-0.0251, 0 of 126), and it still finishes behind the scripted route follower (-0.1823, 126 of 126), because the metric charges a cancellation less than a jammed dispatch.</w:t>
       </w:r>
     </w:p>
     <w:p>
@@ -551,7 +551,7 @@
         <w:spacing w:after="120"/>
       </w:pPr>
       <w:r>
-        <w:t>Flatland's own renderer is the interface. The assessment permits a renderer in place of a separate GUI, and using the simulator's renderer means every episode figure in this report comes from the same process the agent is trained in, produced headlessly with the PIL backend so the frames are reproducible; Figures 2 and 3 are plates of the two levels rendered the same way. It shows the rail grid with its switches and crossovers, one coloured marker per train, and a red X on every cell that may not be entered: an exogenous blockage on the corridor, a train standing in malfunction on the junction.</w:t>
+        <w:t>Flatland’s own renderer is the interface. The assessment permits a renderer in place of a separate GUI, and using the simulator’s renderer means every episode figure in this report comes from the same process the agent is trained in, produced headlessly with the PIL backend so the frames are reproducible; Figures 2 and 3 are plates of the two levels rendered the same way. It shows the rail grid with its switches and crossovers, one coloured marker per train, and a red X on every cell that may not be entered: an exogenous blockage on the corridor, a train standing in malfunction on the junction. Figure 2 shows the corridor level and Figure 3 the junction.</w:t>
       </w:r>
     </w:p>
     <w:p>
@@ -681,7 +681,7 @@
         <w:spacing w:after="120"/>
       </w:pPr>
       <w:r>
-        <w:t>Why a train-borne failure is not neutral. Firing a failure when a train reaches a cell makes the disruption a function of the policy's own trajectory, with two failure modes. A policy that reroutes early can prevent the incident from firing at all: in our own testing a rerouting checkpoint fired none of the incidents it was given and scored exactly as it did with no disruption, which is recorded in results/all_arms.md as a log observation because that checkpoint is not shipped. And placing the failure anywhere between a station's escape crossover and its platform usually puts it where every follower has already passed the crossover: in the retired band regime none of the 9 sampled incidents left a train on the approach side, so there was no decision to make (results/all_arms.md).</w:t>
+        <w:t>Why a train-borne failure is not neutral. Firing a failure when a train reaches a cell makes the disruption a function of the policy’s own trajectory, with two failure modes. A policy that reroutes early can prevent the incident from firing at all: in our own testing a rerouting checkpoint fired none of the incidents it was given and scored exactly as it did with no disruption, which is recorded in results/all_arms.md as a log observation because that checkpoint is not shipped. And placing the failure anywhere between a station’s escape crossover and its platform usually puts it where every follower has already passed the crossover: in the retired band regime none of the 9 sampled incidents left a train on the approach side, so there was no decision to make (results/all_arms.md).</w:t>
       </w:r>
     </w:p>
     <w:p>
@@ -689,7 +689,7 @@
         <w:spacing w:after="120"/>
       </w:pPr>
       <w:r>
-        <w:t>The exogenous design. On the corridor a blockage removes a cell's rail transitions outright at a seed-drawn step and restores them after 400 steps, so it exists whether or not a train goes near it. Two are drawn per episode, one per direction, from the cells just past each commit crossover; the pool spans both up rows (2 and 4) and the down-local row (5), because the down-suburban row carries no commit crossover. A blockage on up_local just past Central catches a train that changed track at Burwood to dodge a blockage on up_sub. Activation is deferred while a cell is occupied, because removing the transitions under a standing train would strand it permanently; if the cell stays occupied for 60 steps the incident is dropped rather than fired. Both arms are therefore given the same cells at the same seed-drawn steps; because activation waits for an occupied cell to clear (at most 60 steps), the fired step can shift slightly between arms, and the pairing is by seed and blockage plan rather than by step index.</w:t>
+        <w:t>The exogenous design. On the corridor a blockage removes a cell’s rail transitions outright at a seed-drawn step and restores them after 400 steps, so it exists whether or not a train goes near it. Two are drawn per episode, one per direction, from the cells just past each commit crossover; the pool spans both up rows (2 and 4) and the down-local row (5), because the down-suburban row carries no commit crossover. A blockage on up_local just past Central catches a train that changed track at Burwood to dodge a blockage on up_sub. Activation is deferred while a cell is occupied, because removing the transitions under a standing train would strand it permanently; if the cell stays occupied for 60 steps the incident is dropped rather than fired. Both arms are therefore given the same cells at the same seed-drawn steps; because activation waits for an occupied cell to clear (at most 60 steps), the fired step can shift slightly between arms, and the pairing is by seed and blockage plan rather than by step index.</w:t>
       </w:r>
     </w:p>
     <w:p>
@@ -737,7 +737,7 @@
         <w:spacing w:after="120"/>
       </w:pPr>
       <w:r>
-        <w:t>This section reports the disrupted condition - the block regime on the corridor, train-borne failures on the junction - which is the only condition with headroom. With no disruption the corridor baseline is on time and scores exactly 0.0000, and so does the trained arm (results/clean_normal.csv), so a normal-condition comparison has nothing to explain.</w:t>
+        <w:t>This section reports the disrupted condition – the block regime on the corridor, train-borne failures on the junction – which is the only condition with headroom. With no disruption the corridor baseline is on time and scores exactly 0.0000, and so does the trained arm (results/clean_normal.csv), so a normal-condition comparison has nothing to explain.</w:t>
       </w:r>
     </w:p>
     <w:p>
@@ -746,6 +746,14 @@
       </w:pPr>
       <w:r>
         <w:t>3.1  Experimental settings</w:t>
+      </w:r>
+    </w:p>
+    <w:p>
+      <w:pPr>
+        <w:spacing w:after="120"/>
+      </w:pPr>
+      <w:r>
+        <w:t>Table 1 lists the settings the two scenarios share and where they differ.</w:t>
       </w:r>
     </w:p>
     <w:tbl>
@@ -1420,7 +1428,7 @@
         <w:spacing w:after="120"/>
       </w:pPr>
       <w:r>
-        <w:t>The score is the assessment metric normalised to [-1, 0]. Each train's cost is capped at one episode, summed over all agents and divided by the number of agents and the episode budget. A second statistic, delay_all, charges every agent its arrival minus its scheduled arrival, using the episode end for a train that never arrives, so a collapsed policy cannot look punctual by dropping unfinished trains from a survivors-only mean.</w:t>
+        <w:t>The score is the assessment metric normalised to [-1, 0]. Each train’s cost is capped at one episode, summed over all agents and divided by the number of agents and the episode budget. A second statistic, delay_all, charges every agent its arrival minus its scheduled arrival, using the episode end for a train that never arrives, so a collapsed policy cannot look punctual by dropping unfinished trains from a survivors-only mean.</w:t>
       </w:r>
     </w:p>
     <w:p>
@@ -1481,7 +1489,7 @@
         <w:spacing w:after="60"/>
       </w:pPr>
       <w:r>
-        <w:t>Multi-cell targets: the target set is rebuilt from the agent's own last waypoint group after every reset, otherwise a diverted train can never finish.</w:t>
+        <w:t>Multi-cell targets: the target set is rebuilt from the agent’s own last waypoint group after every reset, otherwise a diverted train can never finish.</w:t>
       </w:r>
     </w:p>
     <w:p>
@@ -1508,7 +1516,7 @@
         <w:spacing w:after="60"/>
       </w:pPr>
       <w:r>
-        <w:t>Regime hygiene: the blockage is exogenous, so the delayed condition cannot collapse into the normal one.</w:t>
+        <w:t>Regime hygiene: the blockage is exogenous, so the disrupted condition cannot collapse into the undisrupted one.</w:t>
       </w:r>
     </w:p>
     <w:p>
@@ -1821,7 +1829,7 @@
               <w:rPr>
                 <w:sz w:val="18"/>
               </w:rPr>
-              <w:t>1.000 -&gt; 1.000</w:t>
+              <w:t>1.000 → 1.000</w:t>
             </w:r>
           </w:p>
         </w:tc>
@@ -1838,7 +1846,7 @@
               <w:rPr>
                 <w:sz w:val="18"/>
               </w:rPr>
-              <w:t>3321 -&gt; -70</w:t>
+              <w:t>3321 → -70</w:t>
             </w:r>
           </w:p>
         </w:tc>
@@ -1870,7 +1878,15 @@
         <w:spacing w:after="120"/>
       </w:pPr>
       <w:r>
-        <w:t>Under the clean condition the same checkpoint is inert. On three seeds it scores 0.0000, exactly as the forward-only baseline does (results/clean_normal.csv), and the decision audit records 546 visits to a commit crossover with a clear track and not one turn (results/clean_audit.csv). With the blockage suppressed but the Poisson malfunction layer left on, the arm is indistinguishable from the baseline: it scores -0.0133 against -0.0165, a paired +0.0032 on three seeds, 3 of 3 but p = 0.25 (results/clean_delayed_none.csv). The crossings in Table 4 therefore belong to the blockage, not to the policy's habit.</w:t>
+        <w:t>Figure 6 shows the 30 per-seed differences behind that mean: every one is positive, and the spread is small enough that one seed could not carry the result.</w:t>
+      </w:r>
+    </w:p>
+    <w:p>
+      <w:pPr>
+        <w:spacing w:after="120"/>
+      </w:pPr>
+      <w:r>
+        <w:t>Under the clean condition the same checkpoint is inert. On three seeds it scores 0.0000, exactly as the forward-only baseline does (results/clean_normal.csv), and the decision audit records 546 visits to a commit crossover with a clear track and not one turn (results/clean_audit.csv). With the blockage suppressed but the Poisson malfunction layer left on, the arm is indistinguishable from the baseline: it scores -0.0133 against -0.0165, a paired +0.0032 on three seeds, 3 of 3 but p = 0.25 (results/clean_delayed_none.csv). The crossings in Table 4 therefore belong to the blockage, not to the policy’s habit.</w:t>
       </w:r>
     </w:p>
     <w:tbl>
@@ -2279,7 +2295,7 @@
           <w:color w:val="404040"/>
           <w:sz w:val="18"/>
         </w:rPr>
-        <w:t>Table 3: Corridor training outcome per arm. Score and completion are the selection-seed numbers (9001 to 9004 for PPO, 9001 and 9002 for A2C and DQN), not the 30-seed paired numbers in Table 2. The behaviour column is a reading of the panels in Figure 4, which are rendered with make_env rather than the evaluator's make_parallel_env; the panel labels are the renderer's own episode scores and are quoted only there, not in this table.</w:t>
+        <w:t>Table 3: Corridor training outcome per arm. Score and completion are the selection-seed numbers (9001 to 9004 for PPO, 9001 and 9002 for A2C and DQN), not the 30-seed paired numbers in Table 2. The behaviour column is a reading of the panels in Figure 4, which are rendered with make_env rather than the evaluator’s make_parallel_env; the panel labels are the renderer’s own episode scores and are quoted only there, not in this table.</w:t>
       </w:r>
     </w:p>
     <w:p>
@@ -2287,7 +2303,7 @@
         <w:spacing w:after="120"/>
       </w:pPr>
       <w:r>
-        <w:t>The other two algorithms are the control for the claim that learning the crossing is not automatic. A2C oscillates between a near-baseline score and a parked fleet (-0.0563 at 400k, -0.5746 with completion 0.087 at 800k, -0.0736 at 1.2M) and, in the rendered episode, its best checkpoint never turns at a crossover. DQN with gamma = 0.999 collapses to parking by 800k and stays there, finishing with completion 0.000; its best checkpoint is 400k, where it still strands half the fleet. Neither arm was given the warm start, so the comparison isolates the recipe as well as the algorithm: on this map the reward alone does not pull a from-scratch learner to the crossing.</w:t>
+        <w:t>The other two algorithms are the control for the claim that learning the crossing is not automatic; Figure 5 traces all three arms over the training budget. A2C oscillates between a near-baseline score and a parked fleet (-0.0563 at 400k, -0.5746 with completion 0.087 at 800k, -0.0736 at 1.2M) and, in the rendered episode, its best checkpoint never turns at a crossover. DQN with gamma = 0.999 collapses to parking by 800k and stays there, finishing with completion 0.000; its best checkpoint is 400k, where it still strands half the fleet. Neither arm was given the warm start, so the comparison isolates the recipe as well as the algorithm: on this map the reward alone does not pull a from-scratch learner to the crossing.</w:t>
       </w:r>
     </w:p>
     <w:p>
@@ -2340,7 +2356,7 @@
           <w:color w:val="404040"/>
           <w:sz w:val="18"/>
         </w:rPr>
-        <w:t>Figure 4: The four corridor arms on the same episode (seed 3001; step 232 for forward-only, PPO and A2C, step 300 for DQN where its queue has formed), cropped to the stretch where the two blockages land. The red X is a cell whose rail transitions were removed. Forward-only, A2C and DQN leave a queue behind the upper X; PPO's track ahead of it is clear because it changed at the previous crossover.</w:t>
+        <w:t>Figure 4: The four corridor arms on the same episode (seed 3001; step 232 for forward-only, PPO and A2C, step 300 for DQN where its queue has formed), cropped to the stretch where the two blockages land. The red X is a cell whose rail transitions were removed. Forward-only, A2C and DQN leave a queue behind the upper X; PPO’s track ahead of it is clear because it changed at the previous crossover.</w:t>
       </w:r>
     </w:p>
     <w:p>
@@ -2462,7 +2478,7 @@
         <w:spacing w:after="120"/>
       </w:pPr>
       <w:r>
-        <w:t>A score gain alone does not prove that the policy changes track for the right reason, since a policy that crosses at every crossover also gains on this map: both same-direction tracks accept the same platforms. The audit counts the decisions themselves. For every agent-step standing on a commit crossover it records whether a blocked cell lay ahead on that train's own row within 60 cells ahead, and whether the agent chose a lateral action. The per-crossover table is shipped as results/crossing_audit_block.csv by scripts/crossing_audit.py.</w:t>
+        <w:t>A score gain alone does not prove that the policy changes track for the right reason, since a policy that crosses at every crossover also gains on this map: both same-direction tracks accept the same platforms. The audit counts the decisions themselves. For every agent-step standing on a commit crossover it records whether a blocked cell lay ahead on that train’s own row within 60 cells ahead, and whether the agent chose a lateral action. The per-crossover table is shipped as results/crossing_audit_block.csv by scripts/crossing_audit.py, and the turn rate per crossover is plotted in Figure 7.</w:t>
       </w:r>
     </w:p>
     <w:tbl>
@@ -3502,7 +3518,7 @@
           <w:color w:val="404040"/>
           <w:sz w:val="18"/>
         </w:rPr>
-        <w:t>Table 4: Per-crossover decision audit over seeds 3000 and 3001, shipped as results/crossing_audit_block.csv. Blocked means an impassable cell ahead on the train's own row within 60 cells. (5,59) is the only crossover with blocked visits that did not always turn (20 of 40); the CSV records counts rather than per-visit causes, so none is claimed.</w:t>
+        <w:t>Table 4: Per-crossover decision audit over seeds 3000 and 3001, shipped as results/crossing_audit_block.csv. Blocked means an impassable cell ahead on the train’s own row within 60 cells. (5,59) is the only crossover with blocked visits that did not always turn (20 of 40); the CSV records counts rather than per-visit causes, so none is claimed.</w:t>
       </w:r>
     </w:p>
     <w:p>
@@ -3718,7 +3734,7 @@
                 <w:color w:val="FFFFFF"/>
                 <w:sz w:val="18"/>
               </w:rPr>
-              <w:t>Completion (base -&gt; arm)</w:t>
+              <w:t>Completion (base → arm)</w:t>
             </w:r>
           </w:p>
         </w:tc>
@@ -3825,7 +3841,7 @@
               <w:rPr>
                 <w:sz w:val="18"/>
               </w:rPr>
-              <w:t>1.000 -&gt; 0.000</w:t>
+              <w:t>1.000 → 0.000</w:t>
             </w:r>
           </w:p>
         </w:tc>
@@ -3938,7 +3954,7 @@
               <w:rPr>
                 <w:sz w:val="18"/>
               </w:rPr>
-              <w:t>1.000 -&gt; 0.000</w:t>
+              <w:t>1.000 → 0.000</w:t>
             </w:r>
           </w:p>
         </w:tc>
@@ -4045,7 +4061,7 @@
               <w:rPr>
                 <w:sz w:val="18"/>
               </w:rPr>
-              <w:t>1.000 -&gt; 0.183</w:t>
+              <w:t>1.000 → 0.183</w:t>
             </w:r>
           </w:p>
         </w:tc>
@@ -4158,7 +4174,7 @@
               <w:rPr>
                 <w:sz w:val="18"/>
               </w:rPr>
-              <w:t>1.000 -&gt; 0.468</w:t>
+              <w:t>1.000 → 0.468</w:t>
             </w:r>
           </w:p>
         </w:tc>
@@ -4174,7 +4190,7 @@
           <w:color w:val="404040"/>
           <w:sz w:val="18"/>
         </w:rPr>
-        <w:t>Table 5: Junction results. The first three rows are the recorded 30-seed runs from before the two observation features were added, and they are kept as measured: that policy parked the fleet. The last row is the current checkpoint selected by completion, which departs and jams; it is a two-seed evaluation shipped as results/junction_current.csv, whose arm score is identical on both seeds (its episode is seed-invariant, so treat it as one behaviour). The 30-seed rows are seed-invariant in the same way - one distinct arm score across 30 different baselines - so their 30 of 30 means one parked or jammed behaviour beating 30 baselines, not 30 independent trials. Those rows come from results/v2_*.csv; the two are not directly comparable and are labelled accordingly.</w:t>
+        <w:t>Table 5: Junction results. The first three rows are the recorded 30-seed runs from before the two observation features were added, and they are kept as measured: that policy parked the fleet. The last row is the current checkpoint selected by completion, which departs and jams; it is a two-seed evaluation shipped as results/junction_current.csv, whose arm score is identical on both seeds (its episode is seed-invariant, so treat it as one behaviour). The 30-seed rows are seed-invariant in the same way – one distinct arm score across 30 different baselines – so their 30 of 30 means one parked or jammed behaviour beating 30 baselines, not 30 independent trials. Those rows come from results/v2_*.csv; the two are not directly comparable and are labelled accordingly.</w:t>
       </w:r>
     </w:p>
     <w:p>
@@ -4182,7 +4198,7 @@
         <w:spacing w:after="120"/>
       </w:pPr>
       <w:r>
-        <w:t>The old rows are the metric pathology in its purest form: every learned arm scores about +0.15 better than the route follower while completing 0 to 18 per cent of the trains, because a cancellation costs about 19 cost units on this map while a dispatch into the jam is charged its full delay. The current checkpoint shows the other side of the same pathology. Selected by completion rather than score, it sends every dispatched train into the throat and jams: 59 of 126 complete and the other 67 are stranded, scoring -0.2400, which is worse than the scripted baseline at -0.1823 with 126 of 126 home. Neither outcome is a working junction policy: one is gaming the metric, the other is losing to the schedule. A global controller, or imitation of the route follower, is what the map needs.</w:t>
+        <w:t>The old rows are the metric pathology in its purest form: every learned arm scores about +0.15 better than the route follower while completing 0 to 18 per cent of the trains, because a cancellation costs about 19 cost units on this map while a dispatch into the jam is charged its full delay. The current checkpoint shows the other side of the same pathology. Selected by completion rather than score, it sends every dispatched train into the throat and jams: 59 of 126 complete and the other 67 are stranded, scoring -0.2400, which is worse than the scripted baseline at -0.1823 with 126 of 126 home. Neither outcome is a working junction policy: one is gaming the metric, the other is losing to the schedule. Figure 8 sets the two behaviours side by side at step 156. A global controller, or imitation of the route follower, is what the map needs.</w:t>
       </w:r>
     </w:p>
     <w:p>
@@ -4288,7 +4304,7 @@
         <w:spacing w:after="60"/>
       </w:pPr>
       <w:r>
-        <w:t>The warm start inherits the teacher's rule, so the policy cannot beat the teacher's own score of -0.0005 (results/all_arms.md). The claim is that it reaches that local optimum, not that it exceeds it.</w:t>
+        <w:t>The warm start inherits the teacher’s rule, so the policy cannot beat the teacher’s own score of -0.0005 (results/all_arms.md). The claim is that it reaches that local optimum, not that it exceeds it.</w:t>
       </w:r>
     </w:p>
     <w:p>
@@ -4339,7 +4355,7 @@
         <w:spacing w:after="120"/>
       </w:pPr>
       <w:r>
-        <w:t>The result depended on fixing the measurement first. A train-borne failure fires when a train arrives, so a policy that reroutes suppresses the incident, and a failure placed deep inside a station's escape band leaves every follower already past the crossover. Removing the cell's transitions instead makes the blockage exogenous, keeps both arms on the same incidents, and turns the delayed condition into a genuine decision. The junction remains a loss, and its two failure modes bracket the metric's pathology: parking scores better than attempting, and attempting scores worse than the schedule.</w:t>
+        <w:t>The result depended on fixing the measurement first. A train-borne failure fires when a train arrives, so a policy that reroutes suppresses the incident, and a failure placed deep inside a station’s escape band leaves every follower already past the crossover. Removing the cell’s transitions instead makes the blockage exogenous, keeps both arms on the same incidents, and turns the delayed comparison into a genuine decision. The junction remains a loss, and its two failure modes bracket the metric’s pathology: parking scores better than attempting, and attempting scores worse than the schedule.</w:t>
       </w:r>
     </w:p>
     <w:p>
@@ -4446,7 +4462,7 @@
               <w:rPr>
                 <w:sz w:val="18"/>
               </w:rPr>
-              <w:t>Executes the notebook's cells so the CLI tools use exactly the notebook's code</w:t>
+              <w:t>Executes the notebook’s cells so the CLI tools use exactly the notebook’s code</w:t>
             </w:r>
           </w:p>
         </w:tc>
@@ -5022,7 +5038,7 @@
           <w:color w:val="404040"/>
           <w:sz w:val="18"/>
         </w:rPr>
-        <w:t>Table A1: The modules this report depends on, fifteen analysis modules plus this document's builder, out of twenty shipped scripts (eighteen analysis, two report builders). The notebook imports five directly; the rest are command-line entry points. The notebook, not the scripts, is the graded artefact.</w:t>
+        <w:t>Table A1: The modules this report depends on, fifteen analysis modules plus this document’s builder, out of twenty shipped scripts (eighteen analysis, two report builders). The notebook imports five directly; the rest are command-line entry points. The notebook, not the scripts, is the graded artefact.</w:t>
       </w:r>
     </w:p>
     <w:p>
